--- a/template/SK-1/form penilaian sk I sd sk III.docx
+++ b/template/SK-1/form penilaian sk I sd sk III.docx
@@ -9,12 +9,14 @@
         <w:jc w:val="center"/>
         <w:rPr>
           <w:b/>
+          <w:color w:val="000000" w:themeColor="text1"/>
           <w:sz w:val="26"/>
         </w:rPr>
       </w:pPr>
       <w:r>
         <w:rPr>
           <w:b/>
+          <w:color w:val="000000" w:themeColor="text1"/>
           <w:sz w:val="26"/>
         </w:rPr>
         <w:t>FORM</w:t>
@@ -22,6 +24,7 @@
       <w:r>
         <w:rPr>
           <w:b/>
+          <w:color w:val="000000" w:themeColor="text1"/>
           <w:spacing w:val="-9"/>
           <w:sz w:val="26"/>
         </w:rPr>
@@ -30,6 +33,7 @@
       <w:r>
         <w:rPr>
           <w:b/>
+          <w:color w:val="000000" w:themeColor="text1"/>
           <w:spacing w:val="-2"/>
           <w:sz w:val="26"/>
         </w:rPr>
@@ -38,27 +42,11 @@
       <w:r>
         <w:rPr>
           <w:b/>
+          <w:color w:val="000000" w:themeColor="text1"/>
           <w:spacing w:val="-2"/>
           <w:sz w:val="26"/>
         </w:rPr>
-        <w:t>(</w:t>
-      </w:r>
-      <w:r>
-        <w:rPr>
-          <w:b/>
-          <w:color w:val="FF0000"/>
-          <w:spacing w:val="-2"/>
-          <w:sz w:val="26"/>
-        </w:rPr>
-        <w:t>no form</w:t>
-      </w:r>
-      <w:r>
-        <w:rPr>
-          <w:b/>
-          <w:spacing w:val="-2"/>
-          <w:sz w:val="26"/>
-        </w:rPr>
-        <w:t>)</w:t>
+        <w:t>(no form)</w:t>
       </w:r>
     </w:p>
     <w:p>
@@ -68,12 +56,14 @@
         <w:jc w:val="center"/>
         <w:rPr>
           <w:b/>
+          <w:color w:val="000000" w:themeColor="text1"/>
           <w:sz w:val="26"/>
         </w:rPr>
       </w:pPr>
       <w:r>
         <w:rPr>
           <w:b/>
+          <w:color w:val="000000" w:themeColor="text1"/>
           <w:sz w:val="26"/>
         </w:rPr>
         <w:t>PENILAIAN</w:t>
@@ -81,6 +71,7 @@
       <w:r>
         <w:rPr>
           <w:b/>
+          <w:color w:val="000000" w:themeColor="text1"/>
           <w:spacing w:val="-13"/>
           <w:sz w:val="26"/>
         </w:rPr>
@@ -89,7 +80,7 @@
       <w:r>
         <w:rPr>
           <w:b/>
-          <w:color w:val="FF0000"/>
+          <w:color w:val="000000" w:themeColor="text1"/>
           <w:sz w:val="26"/>
         </w:rPr>
         <w:t>SEMINAR</w:t>
@@ -97,7 +88,7 @@
       <w:r>
         <w:rPr>
           <w:b/>
-          <w:color w:val="FF0000"/>
+          <w:color w:val="000000" w:themeColor="text1"/>
           <w:spacing w:val="-12"/>
           <w:sz w:val="26"/>
         </w:rPr>
@@ -106,7 +97,7 @@
       <w:r>
         <w:rPr>
           <w:b/>
-          <w:color w:val="FF0000"/>
+          <w:color w:val="000000" w:themeColor="text1"/>
           <w:sz w:val="26"/>
         </w:rPr>
         <w:t>KEMAJUAN</w:t>
@@ -114,7 +105,7 @@
       <w:r>
         <w:rPr>
           <w:b/>
-          <w:color w:val="FF0000"/>
+          <w:color w:val="000000" w:themeColor="text1"/>
           <w:spacing w:val="-9"/>
           <w:sz w:val="26"/>
         </w:rPr>
@@ -123,7 +114,7 @@
       <w:r>
         <w:rPr>
           <w:b/>
-          <w:color w:val="FF0000"/>
+          <w:color w:val="000000" w:themeColor="text1"/>
           <w:spacing w:val="-5"/>
           <w:sz w:val="26"/>
         </w:rPr>
@@ -135,6 +126,7 @@
         <w:pStyle w:val="BodyText"/>
         <w:rPr>
           <w:b/>
+          <w:color w:val="000000" w:themeColor="text1"/>
           <w:sz w:val="20"/>
         </w:rPr>
       </w:pPr>
@@ -180,17 +172,20 @@
               <w:spacing w:before="116"/>
               <w:ind w:left="107"/>
               <w:rPr>
+                <w:color w:val="000000" w:themeColor="text1"/>
                 <w:sz w:val="24"/>
               </w:rPr>
             </w:pPr>
             <w:r>
               <w:rPr>
+                <w:color w:val="000000" w:themeColor="text1"/>
                 <w:sz w:val="24"/>
               </w:rPr>
               <w:t>Judul</w:t>
             </w:r>
             <w:r>
               <w:rPr>
+                <w:color w:val="000000" w:themeColor="text1"/>
                 <w:spacing w:val="-6"/>
                 <w:sz w:val="24"/>
               </w:rPr>
@@ -198,6 +193,7 @@
             </w:r>
             <w:r>
               <w:rPr>
+                <w:color w:val="000000" w:themeColor="text1"/>
                 <w:spacing w:val="-2"/>
                 <w:sz w:val="24"/>
               </w:rPr>
@@ -223,17 +219,20 @@
               <w:ind w:left="89"/>
               <w:rPr>
                 <w:rFonts w:ascii="Cambria" w:hAnsi="Cambria"/>
+                <w:color w:val="000000" w:themeColor="text1"/>
               </w:rPr>
             </w:pPr>
             <w:r>
               <w:rPr>
                 <w:rFonts w:ascii="Cambria" w:hAnsi="Cambria"/>
+                <w:color w:val="000000" w:themeColor="text1"/>
               </w:rPr>
               <w:t xml:space="preserve">: </w:t>
             </w:r>
             <w:r>
               <w:rPr>
                 <w:rFonts w:ascii="Cambria" w:hAnsi="Cambria"/>
+                <w:color w:val="000000" w:themeColor="text1"/>
               </w:rPr>
               <w:t>$</w:t>
             </w:r>
@@ -241,23 +240,9 @@
               <w:rPr>
                 <w:rStyle w:val="fontstyle01"/>
                 <w:rFonts w:ascii="Times New Roman" w:hAnsi="Times New Roman" w:cs="Times New Roman"/>
-              </w:rPr>
-              <w:t>(</w:t>
-            </w:r>
-            <w:r>
-              <w:rPr>
-                <w:rStyle w:val="fontstyle01"/>
-                <w:rFonts w:ascii="Times New Roman" w:hAnsi="Times New Roman" w:cs="Times New Roman"/>
-                <w:color w:val="FF0000"/>
-              </w:rPr>
-              <w:t>judul</w:t>
-            </w:r>
-            <w:r>
-              <w:rPr>
-                <w:rStyle w:val="fontstyle01"/>
-                <w:rFonts w:ascii="Times New Roman" w:hAnsi="Times New Roman" w:cs="Times New Roman"/>
-              </w:rPr>
-              <w:t>)</w:t>
+                <w:color w:val="000000" w:themeColor="text1"/>
+              </w:rPr>
+              <w:t>(judul)</w:t>
             </w:r>
           </w:p>
         </w:tc>
@@ -280,6 +265,7 @@
               <w:spacing w:before="114"/>
               <w:ind w:left="107"/>
               <w:rPr>
+                <w:color w:val="000000" w:themeColor="text1"/>
                 <w:sz w:val="24"/>
                 <w:szCs w:val="24"/>
                 <w:lang w:val="fi-FI"/>
@@ -287,6 +273,7 @@
             </w:pPr>
             <w:r>
               <w:rPr>
+                <w:color w:val="000000" w:themeColor="text1"/>
                 <w:sz w:val="24"/>
                 <w:szCs w:val="24"/>
               </w:rPr>
@@ -294,6 +281,7 @@
             </w:r>
             <w:r>
               <w:rPr>
+                <w:color w:val="000000" w:themeColor="text1"/>
                 <w:spacing w:val="-5"/>
                 <w:sz w:val="24"/>
                 <w:szCs w:val="24"/>
@@ -302,6 +290,7 @@
             </w:r>
             <w:r>
               <w:rPr>
+                <w:color w:val="000000" w:themeColor="text1"/>
                 <w:spacing w:val="-2"/>
                 <w:sz w:val="24"/>
                 <w:szCs w:val="24"/>
@@ -310,6 +299,7 @@
             </w:r>
             <w:r>
               <w:rPr>
+                <w:color w:val="000000" w:themeColor="text1"/>
                 <w:sz w:val="24"/>
                 <w:szCs w:val="24"/>
               </w:rPr>
@@ -317,6 +307,7 @@
             </w:r>
             <w:r>
               <w:rPr>
+                <w:color w:val="000000" w:themeColor="text1"/>
                 <w:sz w:val="24"/>
                 <w:szCs w:val="24"/>
               </w:rPr>
@@ -325,59 +316,34 @@
             <w:r>
               <w:rPr>
                 <w:rFonts w:eastAsia="Batang"/>
-                <w:color w:val="000000"/>
+                <w:color w:val="000000" w:themeColor="text1"/>
                 <w:sz w:val="24"/>
                 <w:szCs w:val="24"/>
                 <w:lang w:val="fi-FI"/>
               </w:rPr>
-              <w:t>(</w:t>
-            </w:r>
-            <w:r>
-              <w:rPr>
-                <w:rFonts w:eastAsia="Batang"/>
-                <w:color w:val="FF0000"/>
-                <w:sz w:val="24"/>
-                <w:szCs w:val="24"/>
-                <w:lang w:val="fi-FI"/>
-              </w:rPr>
-              <w:t>nama mhs</w:t>
-            </w:r>
-            <w:r>
-              <w:rPr>
-                <w:rFonts w:eastAsia="Batang"/>
-                <w:color w:val="000000"/>
-                <w:sz w:val="24"/>
-                <w:szCs w:val="24"/>
-                <w:lang w:val="fi-FI"/>
-              </w:rPr>
-              <w:t>)</w:t>
-            </w:r>
-            <w:r>
-              <w:rPr>
+              <w:t>(nama mhs)</w:t>
+            </w:r>
+            <w:r>
+              <w:rPr>
+                <w:color w:val="000000" w:themeColor="text1"/>
                 <w:spacing w:val="-4"/>
                 <w:sz w:val="24"/>
                 <w:szCs w:val="24"/>
               </w:rPr>
-              <w:t xml:space="preserve"> </w:t>
-            </w:r>
-            <w:r>
-              <w:rPr>
+              <w:t xml:space="preserve">      </w:t>
+            </w:r>
+            <w:r>
+              <w:rPr>
+                <w:color w:val="000000" w:themeColor="text1"/>
                 <w:spacing w:val="-4"/>
                 <w:sz w:val="24"/>
                 <w:szCs w:val="24"/>
               </w:rPr>
-              <w:t xml:space="preserve">     </w:t>
-            </w:r>
-            <w:r>
-              <w:rPr>
-                <w:spacing w:val="-4"/>
-                <w:sz w:val="24"/>
-                <w:szCs w:val="24"/>
-              </w:rPr>
               <w:t xml:space="preserve">NIM : </w:t>
             </w:r>
             <w:r>
               <w:rPr>
+                <w:color w:val="000000" w:themeColor="text1"/>
                 <w:spacing w:val="-4"/>
                 <w:sz w:val="24"/>
                 <w:szCs w:val="24"/>
@@ -388,7 +354,7 @@
               <w:rPr>
                 <w:b/>
                 <w:bCs/>
-                <w:color w:val="FF0000"/>
+                <w:color w:val="000000" w:themeColor="text1"/>
                 <w:spacing w:val="-4"/>
                 <w:sz w:val="24"/>
                 <w:szCs w:val="24"/>
@@ -400,7 +366,7 @@
               <w:rPr>
                 <w:b/>
                 <w:bCs/>
-                <w:color w:val="FF0000"/>
+                <w:color w:val="000000" w:themeColor="text1"/>
                 <w:spacing w:val="-4"/>
                 <w:sz w:val="24"/>
                 <w:szCs w:val="24"/>
@@ -429,6 +395,7 @@
               <w:spacing w:before="38"/>
               <w:ind w:left="107"/>
               <w:rPr>
+                <w:color w:val="000000" w:themeColor="text1"/>
                 <w:sz w:val="24"/>
                 <w:szCs w:val="24"/>
                 <w:lang w:val="en-US"/>
@@ -436,6 +403,7 @@
             </w:pPr>
             <w:r>
               <w:rPr>
+                <w:color w:val="000000" w:themeColor="text1"/>
                 <w:sz w:val="24"/>
                 <w:szCs w:val="24"/>
               </w:rPr>
@@ -443,6 +411,7 @@
             </w:r>
             <w:r>
               <w:rPr>
+                <w:color w:val="000000" w:themeColor="text1"/>
                 <w:spacing w:val="-4"/>
                 <w:sz w:val="24"/>
                 <w:szCs w:val="24"/>
@@ -451,6 +420,7 @@
             </w:r>
             <w:r>
               <w:rPr>
+                <w:color w:val="000000" w:themeColor="text1"/>
                 <w:sz w:val="24"/>
                 <w:szCs w:val="24"/>
               </w:rPr>
@@ -458,6 +428,7 @@
             </w:r>
             <w:r>
               <w:rPr>
+                <w:color w:val="000000" w:themeColor="text1"/>
                 <w:spacing w:val="-3"/>
                 <w:sz w:val="24"/>
                 <w:szCs w:val="24"/>
@@ -466,6 +437,7 @@
             </w:r>
             <w:r>
               <w:rPr>
+                <w:color w:val="000000" w:themeColor="text1"/>
                 <w:sz w:val="24"/>
                 <w:szCs w:val="24"/>
               </w:rPr>
@@ -473,6 +445,7 @@
             </w:r>
             <w:r>
               <w:rPr>
+                <w:color w:val="000000" w:themeColor="text1"/>
                 <w:spacing w:val="-2"/>
                 <w:sz w:val="24"/>
                 <w:szCs w:val="24"/>
@@ -481,6 +454,7 @@
             </w:r>
             <w:r>
               <w:rPr>
+                <w:color w:val="000000" w:themeColor="text1"/>
                 <w:sz w:val="24"/>
                 <w:szCs w:val="24"/>
               </w:rPr>
@@ -488,6 +462,7 @@
             </w:r>
             <w:r>
               <w:rPr>
+                <w:color w:val="000000" w:themeColor="text1"/>
                 <w:spacing w:val="-10"/>
                 <w:sz w:val="24"/>
                 <w:szCs w:val="24"/>
@@ -496,6 +471,7 @@
             </w:r>
             <w:r>
               <w:rPr>
+                <w:color w:val="000000" w:themeColor="text1"/>
                 <w:spacing w:val="-10"/>
                 <w:sz w:val="24"/>
                 <w:szCs w:val="24"/>
@@ -504,28 +480,12 @@
             </w:r>
             <w:r>
               <w:rPr>
-                <w:sz w:val="24"/>
-                <w:szCs w:val="24"/>
-                <w:lang w:val="en-US"/>
-              </w:rPr>
-              <w:t>(</w:t>
-            </w:r>
-            <w:r>
-              <w:rPr>
-                <w:color w:val="FF0000"/>
-                <w:sz w:val="24"/>
-                <w:szCs w:val="24"/>
-                <w:lang w:val="en-US"/>
-              </w:rPr>
-              <w:t>nama ketua pembimbing</w:t>
-            </w:r>
-            <w:r>
-              <w:rPr>
-                <w:sz w:val="24"/>
-                <w:szCs w:val="24"/>
-                <w:lang w:val="en-US"/>
-              </w:rPr>
-              <w:t>)</w:t>
+                <w:color w:val="000000" w:themeColor="text1"/>
+                <w:sz w:val="24"/>
+                <w:szCs w:val="24"/>
+                <w:lang w:val="en-US"/>
+              </w:rPr>
+              <w:t>(nama ketua pembimbing)</w:t>
             </w:r>
           </w:p>
           <w:p>
@@ -537,6 +497,7 @@
               <w:spacing w:before="79"/>
               <w:ind w:left="107"/>
               <w:rPr>
+                <w:color w:val="000000" w:themeColor="text1"/>
                 <w:sz w:val="24"/>
                 <w:szCs w:val="24"/>
                 <w:lang w:val="en-US"/>
@@ -544,6 +505,7 @@
             </w:pPr>
             <w:r>
               <w:rPr>
+                <w:color w:val="000000" w:themeColor="text1"/>
                 <w:sz w:val="24"/>
                 <w:szCs w:val="24"/>
               </w:rPr>
@@ -551,6 +513,7 @@
             </w:r>
             <w:r>
               <w:rPr>
+                <w:color w:val="000000" w:themeColor="text1"/>
                 <w:spacing w:val="-5"/>
                 <w:sz w:val="24"/>
                 <w:szCs w:val="24"/>
@@ -559,6 +522,7 @@
             </w:r>
             <w:r>
               <w:rPr>
+                <w:color w:val="000000" w:themeColor="text1"/>
                 <w:sz w:val="24"/>
                 <w:szCs w:val="24"/>
               </w:rPr>
@@ -566,6 +530,7 @@
             </w:r>
             <w:r>
               <w:rPr>
+                <w:color w:val="000000" w:themeColor="text1"/>
                 <w:spacing w:val="-3"/>
                 <w:sz w:val="24"/>
                 <w:szCs w:val="24"/>
@@ -574,6 +539,7 @@
             </w:r>
             <w:r>
               <w:rPr>
+                <w:color w:val="000000" w:themeColor="text1"/>
                 <w:spacing w:val="-4"/>
                 <w:sz w:val="24"/>
                 <w:szCs w:val="24"/>
@@ -582,6 +548,7 @@
             </w:r>
             <w:r>
               <w:rPr>
+                <w:color w:val="000000" w:themeColor="text1"/>
                 <w:sz w:val="24"/>
                 <w:szCs w:val="24"/>
               </w:rPr>
@@ -589,6 +556,7 @@
             </w:r>
             <w:r>
               <w:rPr>
+                <w:color w:val="000000" w:themeColor="text1"/>
                 <w:spacing w:val="-10"/>
                 <w:sz w:val="24"/>
                 <w:szCs w:val="24"/>
@@ -597,6 +565,7 @@
             </w:r>
             <w:r>
               <w:rPr>
+                <w:color w:val="000000" w:themeColor="text1"/>
                 <w:spacing w:val="-10"/>
                 <w:sz w:val="24"/>
                 <w:szCs w:val="24"/>
@@ -605,31 +574,13 @@
             </w:r>
             <w:r>
               <w:rPr>
+                <w:color w:val="000000" w:themeColor="text1"/>
                 <w:spacing w:val="-10"/>
                 <w:sz w:val="24"/>
                 <w:szCs w:val="24"/>
                 <w:lang w:val="en-US"/>
               </w:rPr>
-              <w:t>(</w:t>
-            </w:r>
-            <w:r>
-              <w:rPr>
-                <w:color w:val="FF0000"/>
-                <w:spacing w:val="-10"/>
-                <w:sz w:val="24"/>
-                <w:szCs w:val="24"/>
-                <w:lang w:val="en-US"/>
-              </w:rPr>
-              <w:t>Bidang keahlian ketua pembimbing</w:t>
-            </w:r>
-            <w:r>
-              <w:rPr>
-                <w:spacing w:val="-10"/>
-                <w:sz w:val="24"/>
-                <w:szCs w:val="24"/>
-                <w:lang w:val="en-US"/>
-              </w:rPr>
-              <w:t>)</w:t>
+              <w:t>(Bidang keahlian ketua pembimbing)</w:t>
             </w:r>
           </w:p>
           <w:p>
@@ -641,6 +592,7 @@
               <w:spacing w:before="38"/>
               <w:ind w:left="107"/>
               <w:rPr>
+                <w:color w:val="000000" w:themeColor="text1"/>
                 <w:spacing w:val="-10"/>
                 <w:sz w:val="24"/>
                 <w:szCs w:val="24"/>
@@ -649,6 +601,7 @@
             </w:pPr>
             <w:r>
               <w:rPr>
+                <w:color w:val="000000" w:themeColor="text1"/>
                 <w:sz w:val="24"/>
                 <w:szCs w:val="24"/>
               </w:rPr>
@@ -656,6 +609,7 @@
             </w:r>
             <w:r>
               <w:rPr>
+                <w:color w:val="000000" w:themeColor="text1"/>
                 <w:spacing w:val="-2"/>
                 <w:sz w:val="24"/>
                 <w:szCs w:val="24"/>
@@ -664,6 +618,7 @@
             </w:r>
             <w:r>
               <w:rPr>
+                <w:color w:val="000000" w:themeColor="text1"/>
                 <w:sz w:val="24"/>
                 <w:szCs w:val="24"/>
               </w:rPr>
@@ -671,6 +626,7 @@
             </w:r>
             <w:r>
               <w:rPr>
+                <w:color w:val="000000" w:themeColor="text1"/>
                 <w:spacing w:val="-2"/>
                 <w:sz w:val="24"/>
                 <w:szCs w:val="24"/>
@@ -679,6 +635,7 @@
             </w:r>
             <w:r>
               <w:rPr>
+                <w:color w:val="000000" w:themeColor="text1"/>
                 <w:sz w:val="24"/>
                 <w:szCs w:val="24"/>
               </w:rPr>
@@ -686,6 +643,7 @@
             </w:r>
             <w:r>
               <w:rPr>
+                <w:color w:val="000000" w:themeColor="text1"/>
                 <w:spacing w:val="-1"/>
                 <w:sz w:val="24"/>
                 <w:szCs w:val="24"/>
@@ -694,6 +652,7 @@
             </w:r>
             <w:r>
               <w:rPr>
+                <w:color w:val="000000" w:themeColor="text1"/>
                 <w:sz w:val="24"/>
                 <w:szCs w:val="24"/>
               </w:rPr>
@@ -701,6 +660,7 @@
             </w:r>
             <w:r>
               <w:rPr>
+                <w:color w:val="000000" w:themeColor="text1"/>
                 <w:spacing w:val="-10"/>
                 <w:sz w:val="24"/>
                 <w:szCs w:val="24"/>
@@ -710,7 +670,7 @@
             <w:r>
               <w:rPr>
                 <w:rFonts w:eastAsia="Batang"/>
-                <w:color w:val="000000"/>
+                <w:color w:val="000000" w:themeColor="text1"/>
                 <w:sz w:val="24"/>
                 <w:szCs w:val="24"/>
                 <w:lang w:val="nb-NO"/>
@@ -720,7 +680,7 @@
             <w:r>
               <w:rPr>
                 <w:rFonts w:eastAsia="Batang"/>
-                <w:color w:val="000000"/>
+                <w:color w:val="000000" w:themeColor="text1"/>
                 <w:sz w:val="24"/>
                 <w:szCs w:val="24"/>
                 <w:lang w:val="nb-NO"/>
@@ -729,20 +689,12 @@
             </w:r>
             <w:r>
               <w:rPr>
-                <w:sz w:val="24"/>
-                <w:szCs w:val="24"/>
-                <w:lang w:val="en-US"/>
-              </w:rPr>
-              <w:t>(</w:t>
-            </w:r>
-            <w:r>
-              <w:rPr>
-                <w:color w:val="FF0000"/>
-                <w:sz w:val="24"/>
-                <w:szCs w:val="24"/>
-                <w:lang w:val="en-US"/>
-              </w:rPr>
-              <w:t>nama pembimbing I)</w:t>
+                <w:color w:val="000000" w:themeColor="text1"/>
+                <w:sz w:val="24"/>
+                <w:szCs w:val="24"/>
+                <w:lang w:val="en-US"/>
+              </w:rPr>
+              <w:t>(nama pembimbing I)</w:t>
             </w:r>
           </w:p>
           <w:p>
@@ -754,12 +706,14 @@
               <w:spacing w:before="79"/>
               <w:ind w:left="107"/>
               <w:rPr>
+                <w:color w:val="000000" w:themeColor="text1"/>
                 <w:sz w:val="24"/>
                 <w:szCs w:val="24"/>
               </w:rPr>
             </w:pPr>
             <w:r>
               <w:rPr>
+                <w:color w:val="000000" w:themeColor="text1"/>
                 <w:spacing w:val="-10"/>
                 <w:sz w:val="24"/>
                 <w:szCs w:val="24"/>
@@ -768,6 +722,7 @@
             </w:r>
             <w:r>
               <w:rPr>
+                <w:color w:val="000000" w:themeColor="text1"/>
                 <w:sz w:val="24"/>
                 <w:szCs w:val="24"/>
               </w:rPr>
@@ -775,6 +730,7 @@
             </w:r>
             <w:r>
               <w:rPr>
+                <w:color w:val="000000" w:themeColor="text1"/>
                 <w:spacing w:val="-3"/>
                 <w:sz w:val="24"/>
                 <w:szCs w:val="24"/>
@@ -783,6 +739,7 @@
             </w:r>
             <w:r>
               <w:rPr>
+                <w:color w:val="000000" w:themeColor="text1"/>
                 <w:sz w:val="24"/>
                 <w:szCs w:val="24"/>
               </w:rPr>
@@ -790,6 +747,7 @@
             </w:r>
             <w:r>
               <w:rPr>
+                <w:color w:val="000000" w:themeColor="text1"/>
                 <w:spacing w:val="-3"/>
                 <w:sz w:val="24"/>
                 <w:szCs w:val="24"/>
@@ -798,6 +756,7 @@
             </w:r>
             <w:r>
               <w:rPr>
+                <w:color w:val="000000" w:themeColor="text1"/>
                 <w:spacing w:val="-4"/>
                 <w:sz w:val="24"/>
                 <w:szCs w:val="24"/>
@@ -806,6 +765,7 @@
             </w:r>
             <w:r>
               <w:rPr>
+                <w:color w:val="000000" w:themeColor="text1"/>
                 <w:sz w:val="24"/>
                 <w:szCs w:val="24"/>
               </w:rPr>
@@ -813,6 +773,7 @@
             </w:r>
             <w:r>
               <w:rPr>
+                <w:color w:val="000000" w:themeColor="text1"/>
                 <w:spacing w:val="-10"/>
                 <w:sz w:val="24"/>
                 <w:szCs w:val="24"/>
@@ -821,6 +782,7 @@
             </w:r>
             <w:r>
               <w:rPr>
+                <w:color w:val="000000" w:themeColor="text1"/>
                 <w:spacing w:val="-10"/>
                 <w:sz w:val="24"/>
                 <w:szCs w:val="24"/>
@@ -829,25 +791,17 @@
             </w:r>
             <w:r>
               <w:rPr>
+                <w:color w:val="000000" w:themeColor="text1"/>
                 <w:spacing w:val="-10"/>
                 <w:sz w:val="24"/>
                 <w:szCs w:val="24"/>
                 <w:lang w:val="en-US"/>
               </w:rPr>
-              <w:t>(</w:t>
-            </w:r>
-            <w:r>
-              <w:rPr>
-                <w:color w:val="FF0000"/>
-                <w:spacing w:val="-10"/>
-                <w:sz w:val="24"/>
-                <w:szCs w:val="24"/>
-                <w:lang w:val="en-US"/>
-              </w:rPr>
-              <w:t>bidang keahlian pembimbing I</w:t>
-            </w:r>
-            <w:r>
-              <w:rPr>
+              <w:t>(bidang keahlian pembimbing I</w:t>
+            </w:r>
+            <w:r>
+              <w:rPr>
+                <w:color w:val="000000" w:themeColor="text1"/>
                 <w:spacing w:val="-10"/>
                 <w:sz w:val="24"/>
                 <w:szCs w:val="24"/>
@@ -864,6 +818,7 @@
               <w:spacing w:before="84"/>
               <w:ind w:left="107"/>
               <w:rPr>
+                <w:color w:val="000000" w:themeColor="text1"/>
                 <w:sz w:val="24"/>
                 <w:szCs w:val="24"/>
                 <w:lang w:val="en-US"/>
@@ -871,6 +826,7 @@
             </w:pPr>
             <w:r>
               <w:rPr>
+                <w:color w:val="000000" w:themeColor="text1"/>
                 <w:sz w:val="24"/>
                 <w:szCs w:val="24"/>
               </w:rPr>
@@ -878,6 +834,7 @@
             </w:r>
             <w:r>
               <w:rPr>
+                <w:color w:val="000000" w:themeColor="text1"/>
                 <w:spacing w:val="-4"/>
                 <w:sz w:val="24"/>
                 <w:szCs w:val="24"/>
@@ -886,6 +843,7 @@
             </w:r>
             <w:r>
               <w:rPr>
+                <w:color w:val="000000" w:themeColor="text1"/>
                 <w:sz w:val="24"/>
                 <w:szCs w:val="24"/>
               </w:rPr>
@@ -893,6 +851,7 @@
             </w:r>
             <w:r>
               <w:rPr>
+                <w:color w:val="000000" w:themeColor="text1"/>
                 <w:spacing w:val="-4"/>
                 <w:sz w:val="24"/>
                 <w:szCs w:val="24"/>
@@ -901,6 +860,7 @@
             </w:r>
             <w:r>
               <w:rPr>
+                <w:color w:val="000000" w:themeColor="text1"/>
                 <w:spacing w:val="-2"/>
                 <w:sz w:val="24"/>
                 <w:szCs w:val="24"/>
@@ -909,6 +869,7 @@
             </w:r>
             <w:r>
               <w:rPr>
+                <w:color w:val="000000" w:themeColor="text1"/>
                 <w:spacing w:val="-2"/>
                 <w:sz w:val="24"/>
                 <w:szCs w:val="24"/>
@@ -917,6 +878,7 @@
             </w:r>
             <w:r>
               <w:rPr>
+                <w:color w:val="000000" w:themeColor="text1"/>
                 <w:sz w:val="24"/>
                 <w:szCs w:val="24"/>
               </w:rPr>
@@ -924,6 +886,7 @@
             </w:r>
             <w:r>
               <w:rPr>
+                <w:color w:val="000000" w:themeColor="text1"/>
                 <w:spacing w:val="-10"/>
                 <w:sz w:val="24"/>
                 <w:szCs w:val="24"/>
@@ -932,6 +895,7 @@
             </w:r>
             <w:r>
               <w:rPr>
+                <w:color w:val="000000" w:themeColor="text1"/>
                 <w:spacing w:val="-10"/>
                 <w:sz w:val="24"/>
                 <w:szCs w:val="24"/>
@@ -940,31 +904,16 @@
             </w:r>
             <w:r>
               <w:rPr>
-                <w:sz w:val="24"/>
-                <w:szCs w:val="24"/>
-                <w:lang w:val="en-US"/>
-              </w:rPr>
-              <w:t>(</w:t>
-            </w:r>
-            <w:r>
-              <w:rPr>
-                <w:color w:val="FF0000"/>
-                <w:sz w:val="24"/>
-                <w:szCs w:val="24"/>
-                <w:lang w:val="en-US"/>
-              </w:rPr>
-              <w:t>nama pembimbing II</w:t>
-            </w:r>
-            <w:r>
-              <w:rPr>
-                <w:sz w:val="24"/>
-                <w:szCs w:val="24"/>
-                <w:lang w:val="en-US"/>
-              </w:rPr>
-              <w:t>)</w:t>
-            </w:r>
-            <w:r>
-              <w:rPr>
+                <w:color w:val="000000" w:themeColor="text1"/>
+                <w:sz w:val="24"/>
+                <w:szCs w:val="24"/>
+                <w:lang w:val="en-US"/>
+              </w:rPr>
+              <w:t>(nama pembimbing II)</w:t>
+            </w:r>
+            <w:r>
+              <w:rPr>
+                <w:color w:val="000000" w:themeColor="text1"/>
                 <w:sz w:val="24"/>
                 <w:szCs w:val="24"/>
                 <w:lang w:val="en-US"/>
@@ -981,12 +930,14 @@
               <w:spacing w:before="84"/>
               <w:ind w:left="107"/>
               <w:rPr>
+                <w:color w:val="000000" w:themeColor="text1"/>
                 <w:sz w:val="24"/>
                 <w:szCs w:val="24"/>
               </w:rPr>
             </w:pPr>
             <w:r>
               <w:rPr>
+                <w:color w:val="000000" w:themeColor="text1"/>
                 <w:sz w:val="24"/>
                 <w:szCs w:val="24"/>
               </w:rPr>
@@ -994,6 +945,7 @@
             </w:r>
             <w:r>
               <w:rPr>
+                <w:color w:val="000000" w:themeColor="text1"/>
                 <w:spacing w:val="-3"/>
                 <w:sz w:val="24"/>
                 <w:szCs w:val="24"/>
@@ -1002,6 +954,7 @@
             </w:r>
             <w:r>
               <w:rPr>
+                <w:color w:val="000000" w:themeColor="text1"/>
                 <w:sz w:val="24"/>
                 <w:szCs w:val="24"/>
               </w:rPr>
@@ -1009,6 +962,7 @@
             </w:r>
             <w:r>
               <w:rPr>
+                <w:color w:val="000000" w:themeColor="text1"/>
                 <w:spacing w:val="-3"/>
                 <w:sz w:val="24"/>
                 <w:szCs w:val="24"/>
@@ -1017,6 +971,7 @@
             </w:r>
             <w:r>
               <w:rPr>
+                <w:color w:val="000000" w:themeColor="text1"/>
                 <w:spacing w:val="-4"/>
                 <w:sz w:val="24"/>
                 <w:szCs w:val="24"/>
@@ -1025,6 +980,7 @@
             </w:r>
             <w:r>
               <w:rPr>
+                <w:color w:val="000000" w:themeColor="text1"/>
                 <w:sz w:val="24"/>
                 <w:szCs w:val="24"/>
               </w:rPr>
@@ -1032,6 +988,7 @@
             </w:r>
             <w:r>
               <w:rPr>
+                <w:color w:val="000000" w:themeColor="text1"/>
                 <w:spacing w:val="-10"/>
                 <w:sz w:val="24"/>
                 <w:szCs w:val="24"/>
@@ -1040,6 +997,7 @@
             </w:r>
             <w:r>
               <w:rPr>
+                <w:color w:val="000000" w:themeColor="text1"/>
                 <w:spacing w:val="-10"/>
                 <w:sz w:val="24"/>
                 <w:szCs w:val="24"/>
@@ -1048,25 +1006,17 @@
             </w:r>
             <w:r>
               <w:rPr>
+                <w:color w:val="000000" w:themeColor="text1"/>
                 <w:spacing w:val="-10"/>
                 <w:sz w:val="24"/>
                 <w:szCs w:val="24"/>
                 <w:lang w:val="en-US"/>
               </w:rPr>
-              <w:t>(</w:t>
-            </w:r>
-            <w:r>
-              <w:rPr>
-                <w:color w:val="FF0000"/>
-                <w:spacing w:val="-10"/>
-                <w:sz w:val="24"/>
-                <w:szCs w:val="24"/>
-                <w:lang w:val="en-US"/>
-              </w:rPr>
-              <w:t>bidang keahlian pembimbing II</w:t>
-            </w:r>
-            <w:r>
-              <w:rPr>
+              <w:t>(bidang keahlian pembimbing II</w:t>
+            </w:r>
+            <w:r>
+              <w:rPr>
+                <w:color w:val="000000" w:themeColor="text1"/>
                 <w:spacing w:val="-10"/>
                 <w:sz w:val="24"/>
                 <w:szCs w:val="24"/>
@@ -1084,6 +1034,7 @@
               <w:spacing w:before="39"/>
               <w:ind w:left="107"/>
               <w:rPr>
+                <w:color w:val="000000" w:themeColor="text1"/>
                 <w:sz w:val="24"/>
                 <w:szCs w:val="24"/>
                 <w:lang w:val="en-US"/>
@@ -1091,6 +1042,7 @@
             </w:pPr>
             <w:r>
               <w:rPr>
+                <w:color w:val="000000" w:themeColor="text1"/>
                 <w:sz w:val="24"/>
                 <w:szCs w:val="24"/>
               </w:rPr>
@@ -1098,6 +1050,7 @@
             </w:r>
             <w:r>
               <w:rPr>
+                <w:color w:val="000000" w:themeColor="text1"/>
                 <w:spacing w:val="-7"/>
                 <w:sz w:val="24"/>
                 <w:szCs w:val="24"/>
@@ -1106,6 +1059,7 @@
             </w:r>
             <w:r>
               <w:rPr>
+                <w:color w:val="000000" w:themeColor="text1"/>
                 <w:spacing w:val="-2"/>
                 <w:sz w:val="24"/>
                 <w:szCs w:val="24"/>
@@ -1114,6 +1068,7 @@
             </w:r>
             <w:r>
               <w:rPr>
+                <w:color w:val="000000" w:themeColor="text1"/>
                 <w:sz w:val="24"/>
                 <w:szCs w:val="24"/>
               </w:rPr>
@@ -1121,6 +1076,7 @@
             </w:r>
             <w:r>
               <w:rPr>
+                <w:color w:val="000000" w:themeColor="text1"/>
                 <w:spacing w:val="-10"/>
                 <w:sz w:val="24"/>
                 <w:szCs w:val="24"/>
@@ -1129,6 +1085,7 @@
             </w:r>
             <w:r>
               <w:rPr>
+                <w:color w:val="000000" w:themeColor="text1"/>
                 <w:sz w:val="24"/>
                 <w:szCs w:val="24"/>
               </w:rPr>
@@ -1136,6 +1093,7 @@
             </w:r>
             <w:r>
               <w:rPr>
+                <w:color w:val="000000" w:themeColor="text1"/>
                 <w:sz w:val="24"/>
                 <w:szCs w:val="24"/>
               </w:rPr>
@@ -1143,31 +1101,16 @@
             </w:r>
             <w:r>
               <w:rPr>
-                <w:sz w:val="24"/>
-                <w:szCs w:val="24"/>
-                <w:lang w:val="en-US"/>
-              </w:rPr>
-              <w:t>(</w:t>
-            </w:r>
-            <w:r>
-              <w:rPr>
-                <w:color w:val="FF0000"/>
-                <w:sz w:val="24"/>
-                <w:szCs w:val="24"/>
-                <w:lang w:val="en-US"/>
-              </w:rPr>
-              <w:t>Tgl sidang</w:t>
-            </w:r>
-            <w:r>
-              <w:rPr>
-                <w:sz w:val="24"/>
-                <w:szCs w:val="24"/>
-                <w:lang w:val="en-US"/>
-              </w:rPr>
-              <w:t xml:space="preserve">)      </w:t>
-            </w:r>
-            <w:r>
-              <w:rPr>
+                <w:color w:val="000000" w:themeColor="text1"/>
+                <w:sz w:val="24"/>
+                <w:szCs w:val="24"/>
+                <w:lang w:val="en-US"/>
+              </w:rPr>
+              <w:t xml:space="preserve">(Tgl sidang)      </w:t>
+            </w:r>
+            <w:r>
+              <w:rPr>
+                <w:color w:val="000000" w:themeColor="text1"/>
                 <w:spacing w:val="-2"/>
                 <w:sz w:val="24"/>
                 <w:szCs w:val="24"/>
@@ -1176,6 +1119,7 @@
             </w:r>
             <w:r>
               <w:rPr>
+                <w:color w:val="000000" w:themeColor="text1"/>
                 <w:spacing w:val="-2"/>
                 <w:sz w:val="24"/>
                 <w:szCs w:val="24"/>
@@ -1184,31 +1128,13 @@
             </w:r>
             <w:r>
               <w:rPr>
+                <w:color w:val="000000" w:themeColor="text1"/>
                 <w:spacing w:val="-2"/>
                 <w:sz w:val="24"/>
                 <w:szCs w:val="24"/>
                 <w:lang w:val="en-US"/>
               </w:rPr>
-              <w:t>(</w:t>
-            </w:r>
-            <w:r>
-              <w:rPr>
-                <w:color w:val="FF0000"/>
-                <w:spacing w:val="-2"/>
-                <w:sz w:val="24"/>
-                <w:szCs w:val="24"/>
-                <w:lang w:val="en-US"/>
-              </w:rPr>
-              <w:t>ruang sidang</w:t>
-            </w:r>
-            <w:r>
-              <w:rPr>
-                <w:spacing w:val="-2"/>
-                <w:sz w:val="24"/>
-                <w:szCs w:val="24"/>
-                <w:lang w:val="en-US"/>
-              </w:rPr>
-              <w:t>)</w:t>
+              <w:t>(ruang sidang)</w:t>
             </w:r>
           </w:p>
         </w:tc>
@@ -1230,17 +1156,20 @@
               <w:spacing w:before="114"/>
               <w:ind w:left="107"/>
               <w:rPr>
+                <w:color w:val="000000" w:themeColor="text1"/>
                 <w:sz w:val="24"/>
               </w:rPr>
             </w:pPr>
             <w:r>
               <w:rPr>
+                <w:color w:val="000000" w:themeColor="text1"/>
                 <w:sz w:val="24"/>
               </w:rPr>
               <w:t>Nilai</w:t>
             </w:r>
             <w:r>
               <w:rPr>
+                <w:color w:val="000000" w:themeColor="text1"/>
                 <w:spacing w:val="-14"/>
                 <w:sz w:val="24"/>
               </w:rPr>
@@ -1248,12 +1177,14 @@
             </w:r>
             <w:r>
               <w:rPr>
+                <w:color w:val="000000" w:themeColor="text1"/>
                 <w:sz w:val="24"/>
               </w:rPr>
               <w:t>Rata-</w:t>
             </w:r>
             <w:r>
               <w:rPr>
+                <w:color w:val="000000" w:themeColor="text1"/>
                 <w:spacing w:val="-4"/>
                 <w:sz w:val="24"/>
               </w:rPr>
@@ -1279,11 +1210,13 @@
               <w:spacing w:before="114"/>
               <w:ind w:left="728"/>
               <w:rPr>
+                <w:color w:val="000000" w:themeColor="text1"/>
                 <w:sz w:val="24"/>
               </w:rPr>
             </w:pPr>
             <w:r>
               <w:rPr>
+                <w:color w:val="000000" w:themeColor="text1"/>
                 <w:spacing w:val="-10"/>
                 <w:sz w:val="24"/>
               </w:rPr>
@@ -1291,12 +1224,14 @@
             </w:r>
             <w:r>
               <w:rPr>
+                <w:color w:val="000000" w:themeColor="text1"/>
                 <w:sz w:val="24"/>
               </w:rPr>
               <w:tab/>
             </w:r>
             <w:r>
               <w:rPr>
+                <w:color w:val="000000" w:themeColor="text1"/>
                 <w:sz w:val="24"/>
                 <w:u w:val="single"/>
               </w:rPr>
@@ -1304,12 +1239,14 @@
             </w:r>
             <w:r>
               <w:rPr>
+                <w:color w:val="000000" w:themeColor="text1"/>
                 <w:sz w:val="24"/>
               </w:rPr>
               <w:t>/skala</w:t>
             </w:r>
             <w:r>
               <w:rPr>
+                <w:color w:val="000000" w:themeColor="text1"/>
                 <w:spacing w:val="-2"/>
                 <w:sz w:val="24"/>
               </w:rPr>
@@ -1317,12 +1254,14 @@
             </w:r>
             <w:r>
               <w:rPr>
+                <w:color w:val="000000" w:themeColor="text1"/>
                 <w:sz w:val="24"/>
               </w:rPr>
               <w:t>5</w:t>
             </w:r>
             <w:r>
               <w:rPr>
+                <w:color w:val="000000" w:themeColor="text1"/>
                 <w:spacing w:val="-1"/>
                 <w:sz w:val="24"/>
               </w:rPr>
@@ -1330,12 +1269,14 @@
             </w:r>
             <w:r>
               <w:rPr>
+                <w:color w:val="000000" w:themeColor="text1"/>
                 <w:sz w:val="24"/>
               </w:rPr>
               <w:t>(jumlah</w:t>
             </w:r>
             <w:r>
               <w:rPr>
+                <w:color w:val="000000" w:themeColor="text1"/>
                 <w:spacing w:val="-1"/>
                 <w:sz w:val="24"/>
               </w:rPr>
@@ -1343,12 +1284,14 @@
             </w:r>
             <w:r>
               <w:rPr>
+                <w:color w:val="000000" w:themeColor="text1"/>
                 <w:sz w:val="24"/>
               </w:rPr>
               <w:t>skor</w:t>
             </w:r>
             <w:r>
               <w:rPr>
+                <w:color w:val="000000" w:themeColor="text1"/>
                 <w:spacing w:val="-2"/>
                 <w:sz w:val="24"/>
               </w:rPr>
@@ -1356,12 +1299,14 @@
             </w:r>
             <w:r>
               <w:rPr>
+                <w:color w:val="000000" w:themeColor="text1"/>
                 <w:sz w:val="24"/>
               </w:rPr>
               <w:t>detail</w:t>
             </w:r>
             <w:r>
               <w:rPr>
+                <w:color w:val="000000" w:themeColor="text1"/>
                 <w:spacing w:val="1"/>
                 <w:sz w:val="24"/>
               </w:rPr>
@@ -1369,12 +1314,14 @@
             </w:r>
             <w:r>
               <w:rPr>
+                <w:color w:val="000000" w:themeColor="text1"/>
                 <w:sz w:val="24"/>
               </w:rPr>
               <w:t>dibagi</w:t>
             </w:r>
             <w:r>
               <w:rPr>
+                <w:color w:val="000000" w:themeColor="text1"/>
                 <w:spacing w:val="-1"/>
                 <w:sz w:val="24"/>
               </w:rPr>
@@ -1382,6 +1329,7 @@
             </w:r>
             <w:r>
               <w:rPr>
+                <w:color w:val="000000" w:themeColor="text1"/>
                 <w:spacing w:val="-5"/>
                 <w:sz w:val="24"/>
               </w:rPr>
@@ -1406,12 +1354,14 @@
               <w:ind w:left="1657"/>
               <w:rPr>
                 <w:b/>
+                <w:color w:val="000000" w:themeColor="text1"/>
                 <w:sz w:val="24"/>
               </w:rPr>
             </w:pPr>
             <w:r>
               <w:rPr>
                 <w:b/>
+                <w:color w:val="000000" w:themeColor="text1"/>
                 <w:sz w:val="24"/>
               </w:rPr>
               <w:t>Detail</w:t>
@@ -1419,6 +1369,7 @@
             <w:r>
               <w:rPr>
                 <w:b/>
+                <w:color w:val="000000" w:themeColor="text1"/>
                 <w:spacing w:val="-7"/>
                 <w:sz w:val="24"/>
               </w:rPr>
@@ -1427,6 +1378,7 @@
             <w:r>
               <w:rPr>
                 <w:b/>
+                <w:color w:val="000000" w:themeColor="text1"/>
                 <w:sz w:val="24"/>
               </w:rPr>
               <w:t>Penilaian</w:t>
@@ -1434,6 +1386,7 @@
             <w:r>
               <w:rPr>
                 <w:b/>
+                <w:color w:val="000000" w:themeColor="text1"/>
                 <w:spacing w:val="-5"/>
                 <w:sz w:val="24"/>
               </w:rPr>
@@ -1442,6 +1395,7 @@
             <w:r>
               <w:rPr>
                 <w:bCs/>
+                <w:color w:val="000000" w:themeColor="text1"/>
                 <w:sz w:val="24"/>
               </w:rPr>
               <w:t>(lingkari</w:t>
@@ -1449,6 +1403,7 @@
             <w:r>
               <w:rPr>
                 <w:bCs/>
+                <w:color w:val="000000" w:themeColor="text1"/>
                 <w:spacing w:val="-6"/>
                 <w:sz w:val="24"/>
               </w:rPr>
@@ -1457,6 +1412,7 @@
             <w:r>
               <w:rPr>
                 <w:bCs/>
+                <w:color w:val="000000" w:themeColor="text1"/>
                 <w:sz w:val="24"/>
               </w:rPr>
               <w:t>yang</w:t>
@@ -1464,6 +1420,7 @@
             <w:r>
               <w:rPr>
                 <w:bCs/>
+                <w:color w:val="000000" w:themeColor="text1"/>
                 <w:spacing w:val="-6"/>
                 <w:sz w:val="24"/>
               </w:rPr>
@@ -1472,6 +1429,7 @@
             <w:r>
               <w:rPr>
                 <w:bCs/>
+                <w:color w:val="000000" w:themeColor="text1"/>
                 <w:sz w:val="24"/>
               </w:rPr>
               <w:t>sesuai,</w:t>
@@ -1479,6 +1437,7 @@
             <w:r>
               <w:rPr>
                 <w:bCs/>
+                <w:color w:val="000000" w:themeColor="text1"/>
                 <w:spacing w:val="-6"/>
                 <w:sz w:val="24"/>
               </w:rPr>
@@ -1487,6 +1446,7 @@
             <w:r>
               <w:rPr>
                 <w:bCs/>
+                <w:color w:val="000000" w:themeColor="text1"/>
                 <w:sz w:val="24"/>
               </w:rPr>
               <w:t>skor</w:t>
@@ -1494,6 +1454,7 @@
             <w:r>
               <w:rPr>
                 <w:bCs/>
+                <w:color w:val="000000" w:themeColor="text1"/>
                 <w:spacing w:val="-7"/>
                 <w:sz w:val="24"/>
               </w:rPr>
@@ -1502,6 +1463,7 @@
             <w:r>
               <w:rPr>
                 <w:bCs/>
+                <w:color w:val="000000" w:themeColor="text1"/>
                 <w:sz w:val="24"/>
               </w:rPr>
               <w:t>maksimum</w:t>
@@ -1509,6 +1471,7 @@
             <w:r>
               <w:rPr>
                 <w:bCs/>
+                <w:color w:val="000000" w:themeColor="text1"/>
                 <w:spacing w:val="-6"/>
                 <w:sz w:val="24"/>
               </w:rPr>
@@ -1517,6 +1480,7 @@
             <w:r>
               <w:rPr>
                 <w:bCs/>
+                <w:color w:val="000000" w:themeColor="text1"/>
                 <w:sz w:val="24"/>
               </w:rPr>
               <w:t>adalah</w:t>
@@ -1524,6 +1488,7 @@
             <w:r>
               <w:rPr>
                 <w:bCs/>
+                <w:color w:val="000000" w:themeColor="text1"/>
                 <w:spacing w:val="-1"/>
                 <w:sz w:val="24"/>
               </w:rPr>
@@ -1532,6 +1497,7 @@
             <w:r>
               <w:rPr>
                 <w:bCs/>
+                <w:color w:val="000000" w:themeColor="text1"/>
                 <w:spacing w:val="-5"/>
                 <w:sz w:val="24"/>
               </w:rPr>
@@ -1556,6 +1522,7 @@
               <w:ind w:left="107"/>
               <w:rPr>
                 <w:b/>
+                <w:color w:val="000000" w:themeColor="text1"/>
                 <w:sz w:val="24"/>
                 <w:lang w:val="en-US"/>
               </w:rPr>
@@ -1563,6 +1530,7 @@
             <w:r>
               <w:rPr>
                 <w:b/>
+                <w:color w:val="000000" w:themeColor="text1"/>
                 <w:sz w:val="24"/>
                 <w:lang w:val="en-US"/>
               </w:rPr>
@@ -1571,27 +1539,11 @@
             <w:r>
               <w:rPr>
                 <w:b/>
-                <w:sz w:val="24"/>
-                <w:lang w:val="en-US"/>
-              </w:rPr>
-              <w:t>(</w:t>
-            </w:r>
-            <w:r>
-              <w:rPr>
-                <w:b/>
-                <w:color w:val="FF0000"/>
-                <w:sz w:val="24"/>
-                <w:lang w:val="en-US"/>
-              </w:rPr>
-              <w:t>Nama penilaian</w:t>
-            </w:r>
-            <w:r>
-              <w:rPr>
-                <w:b/>
-                <w:sz w:val="24"/>
-                <w:lang w:val="en-US"/>
-              </w:rPr>
-              <w:t>)</w:t>
+                <w:color w:val="000000" w:themeColor="text1"/>
+                <w:sz w:val="24"/>
+                <w:lang w:val="en-US"/>
+              </w:rPr>
+              <w:t>(Nama penilaian)</w:t>
             </w:r>
           </w:p>
         </w:tc>
@@ -1615,13 +1567,14 @@
               <w:spacing w:before="41"/>
               <w:ind w:left="143"/>
               <w:rPr>
+                <w:color w:val="000000" w:themeColor="text1"/>
                 <w:sz w:val="24"/>
                 <w:lang w:val="en-US"/>
               </w:rPr>
             </w:pPr>
             <w:r>
               <w:rPr>
-                <w:color w:val="FF0000"/>
+                <w:color w:val="000000" w:themeColor="text1"/>
                 <w:sz w:val="24"/>
                 <w:lang w:val="en-US"/>
               </w:rPr>
@@ -1629,7 +1582,7 @@
             </w:r>
             <w:r>
               <w:rPr>
-                <w:color w:val="FF0000"/>
+                <w:color w:val="000000" w:themeColor="text1"/>
                 <w:sz w:val="24"/>
                 <w:lang w:val="en-US"/>
               </w:rPr>
@@ -1637,7 +1590,7 @@
             </w:r>
             <w:r>
               <w:rPr>
-                <w:color w:val="FF0000"/>
+                <w:color w:val="000000" w:themeColor="text1"/>
                 <w:sz w:val="24"/>
                 <w:lang w:val="en-US"/>
               </w:rPr>
@@ -1661,6 +1614,7 @@
               <w:jc w:val="center"/>
               <w:rPr>
                 <w:b/>
+                <w:color w:val="000000" w:themeColor="text1"/>
                 <w:sz w:val="28"/>
                 <w:lang w:val="en-US"/>
               </w:rPr>
@@ -1668,7 +1622,7 @@
             <w:r>
               <w:rPr>
                 <w:b/>
-                <w:color w:val="FF0000"/>
+                <w:color w:val="000000" w:themeColor="text1"/>
                 <w:sz w:val="28"/>
                 <w:lang w:val="en-US"/>
               </w:rPr>
@@ -1677,7 +1631,7 @@
             <w:r>
               <w:rPr>
                 <w:b/>
-                <w:color w:val="FF0000"/>
+                <w:color w:val="000000" w:themeColor="text1"/>
                 <w:sz w:val="28"/>
                 <w:lang w:val="en-US"/>
               </w:rPr>
@@ -1686,7 +1640,7 @@
             <w:r>
               <w:rPr>
                 <w:b/>
-                <w:color w:val="FF0000"/>
+                <w:color w:val="000000" w:themeColor="text1"/>
                 <w:sz w:val="28"/>
                 <w:lang w:val="en-US"/>
               </w:rPr>
@@ -1711,6 +1665,7 @@
               <w:ind w:left="107"/>
               <w:rPr>
                 <w:b/>
+                <w:color w:val="000000" w:themeColor="text1"/>
                 <w:sz w:val="24"/>
                 <w:lang w:val="en-US"/>
               </w:rPr>
@@ -1718,6 +1673,7 @@
             <w:r>
               <w:rPr>
                 <w:b/>
+                <w:color w:val="000000" w:themeColor="text1"/>
                 <w:sz w:val="24"/>
                 <w:lang w:val="en-US"/>
               </w:rPr>
@@ -1726,27 +1682,11 @@
             <w:r>
               <w:rPr>
                 <w:b/>
-                <w:sz w:val="24"/>
-                <w:lang w:val="en-US"/>
-              </w:rPr>
-              <w:t>(</w:t>
-            </w:r>
-            <w:r>
-              <w:rPr>
-                <w:b/>
-                <w:color w:val="FF0000"/>
-                <w:sz w:val="24"/>
-                <w:lang w:val="en-US"/>
-              </w:rPr>
-              <w:t>Nama penilaian</w:t>
-            </w:r>
-            <w:r>
-              <w:rPr>
-                <w:b/>
-                <w:sz w:val="24"/>
-                <w:lang w:val="en-US"/>
-              </w:rPr>
-              <w:t>)</w:t>
+                <w:color w:val="000000" w:themeColor="text1"/>
+                <w:sz w:val="24"/>
+                <w:lang w:val="en-US"/>
+              </w:rPr>
+              <w:t>(Nama penilaian)</w:t>
             </w:r>
           </w:p>
         </w:tc>
@@ -1773,12 +1713,13 @@
               <w:spacing w:before="39"/>
               <w:ind w:left="138"/>
               <w:rPr>
+                <w:color w:val="000000" w:themeColor="text1"/>
                 <w:lang w:val="en-US"/>
               </w:rPr>
             </w:pPr>
             <w:r>
               <w:rPr>
-                <w:color w:val="FF0000"/>
+                <w:color w:val="000000" w:themeColor="text1"/>
                 <w:sz w:val="24"/>
                 <w:lang w:val="en-US"/>
               </w:rPr>
@@ -1786,7 +1727,7 @@
             </w:r>
             <w:r>
               <w:rPr>
-                <w:color w:val="FF0000"/>
+                <w:color w:val="000000" w:themeColor="text1"/>
                 <w:sz w:val="24"/>
                 <w:lang w:val="en-US"/>
               </w:rPr>
@@ -1794,7 +1735,7 @@
             </w:r>
             <w:r>
               <w:rPr>
-                <w:color w:val="FF0000"/>
+                <w:color w:val="000000" w:themeColor="text1"/>
                 <w:sz w:val="24"/>
                 <w:lang w:val="en-US"/>
               </w:rPr>
@@ -1814,6 +1755,7 @@
               <w:jc w:val="center"/>
               <w:rPr>
                 <w:b/>
+                <w:color w:val="000000" w:themeColor="text1"/>
                 <w:sz w:val="28"/>
                 <w:lang w:val="en-US"/>
               </w:rPr>
@@ -1821,7 +1763,7 @@
             <w:r>
               <w:rPr>
                 <w:b/>
-                <w:color w:val="FF0000"/>
+                <w:color w:val="000000" w:themeColor="text1"/>
                 <w:sz w:val="28"/>
                 <w:lang w:val="en-US"/>
               </w:rPr>
@@ -1830,7 +1772,7 @@
             <w:r>
               <w:rPr>
                 <w:b/>
-                <w:color w:val="FF0000"/>
+                <w:color w:val="000000" w:themeColor="text1"/>
                 <w:sz w:val="28"/>
                 <w:lang w:val="en-US"/>
               </w:rPr>
@@ -1839,7 +1781,7 @@
             <w:r>
               <w:rPr>
                 <w:b/>
-                <w:color w:val="FF0000"/>
+                <w:color w:val="000000" w:themeColor="text1"/>
                 <w:sz w:val="28"/>
                 <w:lang w:val="en-US"/>
               </w:rPr>
@@ -1869,12 +1811,14 @@
               <w:ind w:left="112"/>
               <w:rPr>
                 <w:b/>
+                <w:color w:val="000000" w:themeColor="text1"/>
                 <w:sz w:val="24"/>
               </w:rPr>
             </w:pPr>
             <w:r>
               <w:rPr>
                 <w:b/>
+                <w:color w:val="000000" w:themeColor="text1"/>
                 <w:sz w:val="24"/>
                 <w:lang w:val="en-US"/>
               </w:rPr>
@@ -1883,27 +1827,11 @@
             <w:r>
               <w:rPr>
                 <w:b/>
-                <w:sz w:val="24"/>
-                <w:lang w:val="en-US"/>
-              </w:rPr>
-              <w:t>(</w:t>
-            </w:r>
-            <w:r>
-              <w:rPr>
-                <w:b/>
-                <w:color w:val="FF0000"/>
-                <w:sz w:val="24"/>
-                <w:lang w:val="en-US"/>
-              </w:rPr>
-              <w:t>Nama penilaian</w:t>
-            </w:r>
-            <w:r>
-              <w:rPr>
-                <w:b/>
-                <w:sz w:val="24"/>
-                <w:lang w:val="en-US"/>
-              </w:rPr>
-              <w:t>)</w:t>
+                <w:color w:val="000000" w:themeColor="text1"/>
+                <w:sz w:val="24"/>
+                <w:lang w:val="en-US"/>
+              </w:rPr>
+              <w:t>(Nama penilaian)</w:t>
             </w:r>
           </w:p>
         </w:tc>
@@ -1926,13 +1854,14 @@
               <w:spacing w:before="117"/>
               <w:ind w:left="138"/>
               <w:rPr>
+                <w:color w:val="000000" w:themeColor="text1"/>
                 <w:sz w:val="24"/>
                 <w:lang w:val="en-US"/>
               </w:rPr>
             </w:pPr>
             <w:r>
               <w:rPr>
-                <w:color w:val="FF0000"/>
+                <w:color w:val="000000" w:themeColor="text1"/>
                 <w:sz w:val="24"/>
                 <w:lang w:val="en-US"/>
               </w:rPr>
@@ -1940,7 +1869,7 @@
             </w:r>
             <w:r>
               <w:rPr>
-                <w:color w:val="FF0000"/>
+                <w:color w:val="000000" w:themeColor="text1"/>
                 <w:sz w:val="24"/>
                 <w:lang w:val="en-US"/>
               </w:rPr>
@@ -1948,7 +1877,7 @@
             </w:r>
             <w:r>
               <w:rPr>
-                <w:color w:val="FF0000"/>
+                <w:color w:val="000000" w:themeColor="text1"/>
                 <w:sz w:val="24"/>
                 <w:lang w:val="en-US"/>
               </w:rPr>
@@ -1971,6 +1900,7 @@
               <w:jc w:val="center"/>
               <w:rPr>
                 <w:b/>
+                <w:color w:val="000000" w:themeColor="text1"/>
                 <w:sz w:val="28"/>
                 <w:lang w:val="en-US"/>
               </w:rPr>
@@ -1978,7 +1908,7 @@
             <w:r>
               <w:rPr>
                 <w:b/>
-                <w:color w:val="FF0000"/>
+                <w:color w:val="000000" w:themeColor="text1"/>
                 <w:sz w:val="28"/>
                 <w:lang w:val="en-US"/>
               </w:rPr>
@@ -1987,7 +1917,7 @@
             <w:r>
               <w:rPr>
                 <w:b/>
-                <w:color w:val="FF0000"/>
+                <w:color w:val="000000" w:themeColor="text1"/>
                 <w:sz w:val="28"/>
                 <w:lang w:val="en-US"/>
               </w:rPr>
@@ -1996,7 +1926,7 @@
             <w:r>
               <w:rPr>
                 <w:b/>
-                <w:color w:val="FF0000"/>
+                <w:color w:val="000000" w:themeColor="text1"/>
                 <w:sz w:val="28"/>
                 <w:lang w:val="en-US"/>
               </w:rPr>
@@ -2013,6 +1943,7 @@
         <w:rPr>
           <w:rFonts w:ascii="Times New Roman" w:hAnsi="Times New Roman" w:cs="Times New Roman"/>
           <w:b/>
+          <w:color w:val="000000" w:themeColor="text1"/>
         </w:rPr>
       </w:pPr>
     </w:p>
@@ -2022,37 +1953,41 @@
         <w:ind w:left="4950" w:right="851"/>
         <w:rPr>
           <w:rFonts w:ascii="Times New Roman" w:hAnsi="Times New Roman" w:cs="Times New Roman"/>
+          <w:color w:val="000000" w:themeColor="text1"/>
         </w:rPr>
       </w:pPr>
       <w:r>
         <w:rPr>
           <w:rFonts w:ascii="Times New Roman" w:hAnsi="Times New Roman" w:cs="Times New Roman"/>
+          <w:color w:val="000000" w:themeColor="text1"/>
         </w:rPr>
         <w:t>Bandung</w:t>
       </w:r>
       <w:r>
         <w:rPr>
           <w:rFonts w:ascii="Times New Roman" w:hAnsi="Times New Roman" w:cs="Times New Roman"/>
+          <w:color w:val="000000" w:themeColor="text1"/>
         </w:rPr>
         <w:t xml:space="preserve">, </w:t>
       </w:r>
       <w:r>
         <w:rPr>
           <w:rFonts w:ascii="Times New Roman" w:hAnsi="Times New Roman" w:cs="Times New Roman"/>
+          <w:color w:val="000000" w:themeColor="text1"/>
         </w:rPr>
         <w:t>$(</w:t>
       </w:r>
       <w:r>
         <w:rPr>
           <w:rFonts w:ascii="Times New Roman" w:hAnsi="Times New Roman" w:cs="Times New Roman"/>
-          <w:color w:val="FF0000"/>
+          <w:color w:val="000000" w:themeColor="text1"/>
         </w:rPr>
         <w:t>tgl create penilaian</w:t>
       </w:r>
       <w:r>
         <w:rPr>
           <w:rFonts w:ascii="Times New Roman" w:hAnsi="Times New Roman" w:cs="Times New Roman"/>
-          <w:color w:val="FF0000"/>
+          <w:color w:val="000000" w:themeColor="text1"/>
         </w:rPr>
         <w:t>)</w:t>
       </w:r>
@@ -2063,6 +1998,7 @@
         <w:ind w:left="4950"/>
         <w:rPr>
           <w:rFonts w:ascii="Times New Roman" w:hAnsi="Times New Roman" w:cs="Times New Roman"/>
+          <w:color w:val="000000" w:themeColor="text1"/>
         </w:rPr>
       </w:pPr>
     </w:p>
@@ -2072,6 +2008,7 @@
         <w:ind w:left="4950"/>
         <w:rPr>
           <w:rFonts w:ascii="Times New Roman" w:hAnsi="Times New Roman" w:cs="Times New Roman"/>
+          <w:color w:val="000000" w:themeColor="text1"/>
         </w:rPr>
       </w:pPr>
     </w:p>
@@ -2081,6 +2018,7 @@
         <w:ind w:left="4950"/>
         <w:rPr>
           <w:rFonts w:ascii="Times New Roman" w:hAnsi="Times New Roman" w:cs="Times New Roman"/>
+          <w:color w:val="000000" w:themeColor="text1"/>
         </w:rPr>
       </w:pPr>
     </w:p>
@@ -2090,6 +2028,7 @@
         <w:ind w:left="4950"/>
         <w:rPr>
           <w:rFonts w:ascii="Times New Roman" w:hAnsi="Times New Roman" w:cs="Times New Roman"/>
+          <w:color w:val="000000" w:themeColor="text1"/>
         </w:rPr>
       </w:pPr>
     </w:p>
@@ -2099,6 +2038,7 @@
         <w:ind w:left="4950"/>
         <w:rPr>
           <w:rFonts w:ascii="Times New Roman" w:hAnsi="Times New Roman" w:cs="Times New Roman"/>
+          <w:color w:val="000000" w:themeColor="text1"/>
         </w:rPr>
       </w:pPr>
     </w:p>
@@ -2108,6 +2048,7 @@
         <w:ind w:left="4950"/>
         <w:rPr>
           <w:rFonts w:ascii="Times New Roman" w:hAnsi="Times New Roman" w:cs="Times New Roman"/>
+          <w:color w:val="000000" w:themeColor="text1"/>
         </w:rPr>
       </w:pPr>
     </w:p>
@@ -2117,14 +2058,14 @@
         <w:ind w:left="4950" w:right="854"/>
         <w:rPr>
           <w:rFonts w:ascii="Times New Roman" w:hAnsi="Times New Roman" w:cs="Times New Roman"/>
-          <w:color w:val="FF0000"/>
+          <w:color w:val="000000" w:themeColor="text1"/>
           <w:u w:val="single"/>
         </w:rPr>
       </w:pPr>
       <w:r>
         <w:rPr>
           <w:rFonts w:ascii="Times New Roman" w:hAnsi="Times New Roman" w:cs="Times New Roman"/>
-          <w:color w:val="FF0000"/>
+          <w:color w:val="000000" w:themeColor="text1"/>
           <w:u w:val="single"/>
         </w:rPr>
         <w:t>$(</w:t>
@@ -2132,7 +2073,7 @@
       <w:r>
         <w:rPr>
           <w:rFonts w:ascii="Times New Roman" w:hAnsi="Times New Roman" w:cs="Times New Roman"/>
-          <w:color w:val="FF0000"/>
+          <w:color w:val="000000" w:themeColor="text1"/>
           <w:u w:val="single"/>
         </w:rPr>
         <w:t>Nama</w:t>
@@ -2140,7 +2081,7 @@
       <w:r>
         <w:rPr>
           <w:rFonts w:ascii="Times New Roman" w:hAnsi="Times New Roman" w:cs="Times New Roman"/>
-          <w:color w:val="FF0000"/>
+          <w:color w:val="000000" w:themeColor="text1"/>
           <w:u w:val="single"/>
         </w:rPr>
         <w:t>_</w:t>
@@ -2148,7 +2089,7 @@
       <w:r>
         <w:rPr>
           <w:rFonts w:ascii="Times New Roman" w:hAnsi="Times New Roman" w:cs="Times New Roman"/>
-          <w:color w:val="FF0000"/>
+          <w:color w:val="000000" w:themeColor="text1"/>
           <w:u w:val="single"/>
         </w:rPr>
         <w:t>penilai</w:t>
@@ -2156,7 +2097,7 @@
       <w:r>
         <w:rPr>
           <w:rFonts w:ascii="Times New Roman" w:hAnsi="Times New Roman" w:cs="Times New Roman"/>
-          <w:color w:val="FF0000"/>
+          <w:color w:val="000000" w:themeColor="text1"/>
           <w:u w:val="single"/>
         </w:rPr>
         <w:t>)</w:t>
@@ -2166,29 +2107,35 @@
       <w:pPr>
         <w:pStyle w:val="BodyText"/>
         <w:ind w:left="4950" w:right="854"/>
+        <w:rPr>
+          <w:color w:val="000000" w:themeColor="text1"/>
+        </w:rPr>
       </w:pPr>
       <w:r>
         <w:rPr>
           <w:rFonts w:ascii="Times New Roman" w:hAnsi="Times New Roman" w:cs="Times New Roman"/>
+          <w:color w:val="000000" w:themeColor="text1"/>
         </w:rPr>
         <w:t>$</w:t>
       </w:r>
       <w:r>
         <w:rPr>
           <w:rFonts w:ascii="Times New Roman" w:hAnsi="Times New Roman" w:cs="Times New Roman"/>
+          <w:color w:val="000000" w:themeColor="text1"/>
         </w:rPr>
         <w:t>(</w:t>
       </w:r>
       <w:r>
         <w:rPr>
           <w:rFonts w:ascii="Times New Roman" w:hAnsi="Times New Roman" w:cs="Times New Roman"/>
-          <w:color w:val="FF0000"/>
+          <w:color w:val="000000" w:themeColor="text1"/>
         </w:rPr>
         <w:t>nip penilai</w:t>
       </w:r>
       <w:r>
         <w:rPr>
           <w:rFonts w:ascii="Times New Roman" w:hAnsi="Times New Roman" w:cs="Times New Roman"/>
+          <w:color w:val="000000" w:themeColor="text1"/>
           <w:spacing w:val="-4"/>
         </w:rPr>
         <w:t>)</w:t>

--- a/template/SK-1/form penilaian sk I sd sk III.docx
+++ b/template/SK-1/form penilaian sk I sd sk III.docx
@@ -1165,7 +1165,7 @@
                 <w:color w:val="000000" w:themeColor="text1"/>
                 <w:sz w:val="24"/>
               </w:rPr>
-              <w:t>Nilai</w:t>
+              <w:t>Nilai Rata-Rata : ${rata_nilai} /skala 5 (jumlah skor detail dibagi 5)</w:t>
             </w:r>
             <w:r>
               <w:rPr>
@@ -1173,14 +1173,14 @@
                 <w:spacing w:val="-14"/>
                 <w:sz w:val="24"/>
               </w:rPr>
-              <w:t xml:space="preserve"> </w:t>
-            </w:r>
-            <w:r>
-              <w:rPr>
-                <w:color w:val="000000" w:themeColor="text1"/>
-                <w:sz w:val="24"/>
-              </w:rPr>
-              <w:t>Rata-</w:t>
+              <w:t xml:space="preserve"/>
+            </w:r>
+            <w:r>
+              <w:rPr>
+                <w:color w:val="000000" w:themeColor="text1"/>
+                <w:sz w:val="24"/>
+              </w:rPr>
+              <w:t/>
             </w:r>
             <w:r>
               <w:rPr>
@@ -1188,7 +1188,7 @@
                 <w:spacing w:val="-4"/>
                 <w:sz w:val="24"/>
               </w:rPr>
-              <w:t>Rata</w:t>
+              <w:t/>
             </w:r>
           </w:p>
         </w:tc>
@@ -1220,7 +1220,7 @@
                 <w:spacing w:val="-10"/>
                 <w:sz w:val="24"/>
               </w:rPr>
-              <w:t>:</w:t>
+              <w:t/>
             </w:r>
             <w:r>
               <w:rPr>
@@ -1242,7 +1242,7 @@
                 <w:color w:val="000000" w:themeColor="text1"/>
                 <w:sz w:val="24"/>
               </w:rPr>
-              <w:t>/skala</w:t>
+              <w:t/>
             </w:r>
             <w:r>
               <w:rPr>
@@ -1250,14 +1250,14 @@
                 <w:spacing w:val="-2"/>
                 <w:sz w:val="24"/>
               </w:rPr>
-              <w:t xml:space="preserve"> </w:t>
-            </w:r>
-            <w:r>
-              <w:rPr>
-                <w:color w:val="000000" w:themeColor="text1"/>
-                <w:sz w:val="24"/>
-              </w:rPr>
-              <w:t>5</w:t>
+              <w:t xml:space="preserve"/>
+            </w:r>
+            <w:r>
+              <w:rPr>
+                <w:color w:val="000000" w:themeColor="text1"/>
+                <w:sz w:val="24"/>
+              </w:rPr>
+              <w:t/>
             </w:r>
             <w:r>
               <w:rPr>
@@ -1265,14 +1265,14 @@
                 <w:spacing w:val="-1"/>
                 <w:sz w:val="24"/>
               </w:rPr>
-              <w:t xml:space="preserve"> </w:t>
-            </w:r>
-            <w:r>
-              <w:rPr>
-                <w:color w:val="000000" w:themeColor="text1"/>
-                <w:sz w:val="24"/>
-              </w:rPr>
-              <w:t>(jumlah</w:t>
+              <w:t xml:space="preserve"/>
+            </w:r>
+            <w:r>
+              <w:rPr>
+                <w:color w:val="000000" w:themeColor="text1"/>
+                <w:sz w:val="24"/>
+              </w:rPr>
+              <w:t/>
             </w:r>
             <w:r>
               <w:rPr>
@@ -1280,14 +1280,14 @@
                 <w:spacing w:val="-1"/>
                 <w:sz w:val="24"/>
               </w:rPr>
-              <w:t xml:space="preserve"> </w:t>
-            </w:r>
-            <w:r>
-              <w:rPr>
-                <w:color w:val="000000" w:themeColor="text1"/>
-                <w:sz w:val="24"/>
-              </w:rPr>
-              <w:t>skor</w:t>
+              <w:t xml:space="preserve"/>
+            </w:r>
+            <w:r>
+              <w:rPr>
+                <w:color w:val="000000" w:themeColor="text1"/>
+                <w:sz w:val="24"/>
+              </w:rPr>
+              <w:t/>
             </w:r>
             <w:r>
               <w:rPr>
@@ -1295,14 +1295,14 @@
                 <w:spacing w:val="-2"/>
                 <w:sz w:val="24"/>
               </w:rPr>
-              <w:t xml:space="preserve"> </w:t>
-            </w:r>
-            <w:r>
-              <w:rPr>
-                <w:color w:val="000000" w:themeColor="text1"/>
-                <w:sz w:val="24"/>
-              </w:rPr>
-              <w:t>detail</w:t>
+              <w:t xml:space="preserve"/>
+            </w:r>
+            <w:r>
+              <w:rPr>
+                <w:color w:val="000000" w:themeColor="text1"/>
+                <w:sz w:val="24"/>
+              </w:rPr>
+              <w:t/>
             </w:r>
             <w:r>
               <w:rPr>
@@ -1310,14 +1310,14 @@
                 <w:spacing w:val="1"/>
                 <w:sz w:val="24"/>
               </w:rPr>
-              <w:t xml:space="preserve"> </w:t>
-            </w:r>
-            <w:r>
-              <w:rPr>
-                <w:color w:val="000000" w:themeColor="text1"/>
-                <w:sz w:val="24"/>
-              </w:rPr>
-              <w:t>dibagi</w:t>
+              <w:t xml:space="preserve"/>
+            </w:r>
+            <w:r>
+              <w:rPr>
+                <w:color w:val="000000" w:themeColor="text1"/>
+                <w:sz w:val="24"/>
+              </w:rPr>
+              <w:t/>
             </w:r>
             <w:r>
               <w:rPr>
@@ -1325,7 +1325,7 @@
                 <w:spacing w:val="-1"/>
                 <w:sz w:val="24"/>
               </w:rPr>
-              <w:t xml:space="preserve"> </w:t>
+              <w:t xml:space="preserve"/>
             </w:r>
             <w:r>
               <w:rPr>
@@ -1333,7 +1333,7 @@
                 <w:spacing w:val="-5"/>
                 <w:sz w:val="24"/>
               </w:rPr>
-              <w:t>4)</w:t>
+              <w:t/>
             </w:r>
           </w:p>
         </w:tc>

--- a/template/SK-1/form penilaian sk I sd sk III.docx
+++ b/template/SK-1/form penilaian sk I sd sk III.docx
@@ -1,6 +1,6 @@
 
 <file path=word/document.xml><?xml version="1.0" encoding="utf-8"?>
-<w:document xmlns:wpc="http://schemas.microsoft.com/office/word/2010/wordprocessingCanvas" xmlns:cx="http://schemas.microsoft.com/office/drawing/2014/chartex" xmlns:cx1="http://schemas.microsoft.com/office/drawing/2015/9/8/chartex" xmlns:cx2="http://schemas.microsoft.com/office/drawing/2015/10/21/chartex" xmlns:cx3="http://schemas.microsoft.com/office/drawing/2016/5/9/chartex" xmlns:cx4="http://schemas.microsoft.com/office/drawing/2016/5/10/chartex" xmlns:cx5="http://schemas.microsoft.com/office/drawing/2016/5/11/chartex" xmlns:cx6="http://schemas.microsoft.com/office/drawing/2016/5/12/chartex" xmlns:cx7="http://schemas.microsoft.com/office/drawing/2016/5/13/chartex" xmlns:cx8="http://schemas.microsoft.com/office/drawing/2016/5/14/chartex" xmlns:mc="http://schemas.openxmlformats.org/markup-compatibility/2006" xmlns:aink="http://schemas.microsoft.com/office/drawing/2016/ink" xmlns:am3d="http://schemas.microsoft.com/office/drawing/2017/model3d" xmlns:o="urn:schemas-microsoft-com:office:office" xmlns:oel="http://schemas.microsoft.com/office/2019/extlst" xmlns:r="http://schemas.openxmlformats.org/officeDocument/2006/relationships" xmlns:m="http://schemas.openxmlformats.org/officeDocument/2006/math" xmlns:v="urn:schemas-microsoft-com:vml" xmlns:wp14="http://schemas.microsoft.com/office/word/2010/wordprocessingDrawing" xmlns:wp="http://schemas.openxmlformats.org/drawingml/2006/wordprocessingDrawing" xmlns:w10="urn:schemas-microsoft-com:office:word" xmlns:w="http://schemas.openxmlformats.org/wordprocessingml/2006/main" xmlns:w14="http://schemas.microsoft.com/office/word/2010/wordml" xmlns:w15="http://schemas.microsoft.com/office/word/2012/wordml" xmlns:w16cei="http://schemas.microsoft.com/office/word/2026/wordml/cei" xmlns:w16cex="http://schemas.microsoft.com/office/word/2018/wordml/cex" xmlns:w16cid="http://schemas.microsoft.com/office/word/2016/wordml/cid" xmlns:w16="http://schemas.microsoft.com/office/word/2018/wordml" xmlns:w16du="http://schemas.microsoft.com/office/word/2023/wordml/word16du" xmlns:w16sdtdh="http://schemas.microsoft.com/office/word/2020/wordml/sdtdatahash" xmlns:w16sdtfl="http://schemas.microsoft.com/office/word/2024/wordml/sdtformatlock" xmlns:w16se="http://schemas.microsoft.com/office/word/2015/wordml/symex" xmlns:wpg="http://schemas.microsoft.com/office/word/2010/wordprocessingGroup" xmlns:wpi="http://schemas.microsoft.com/office/word/2010/wordprocessingInk" xmlns:wne="http://schemas.microsoft.com/office/word/2006/wordml" xmlns:wps="http://schemas.microsoft.com/office/word/2010/wordprocessingShape" mc:Ignorable="w14 w15 w16se w16cid w16 w16cex w16sdtdh w16sdtfl w16du wp14">
+<w:document xmlns:wpc="http://schemas.microsoft.com/office/word/2010/wordprocessingCanvas" xmlns:cx="http://schemas.microsoft.com/office/drawing/2014/chartex" xmlns:cx1="http://schemas.microsoft.com/office/drawing/2015/9/8/chartex" xmlns:cx2="http://schemas.microsoft.com/office/drawing/2015/10/21/chartex" xmlns:cx3="http://schemas.microsoft.com/office/drawing/2016/5/9/chartex" xmlns:cx4="http://schemas.microsoft.com/office/drawing/2016/5/10/chartex" xmlns:cx5="http://schemas.microsoft.com/office/drawing/2016/5/11/chartex" xmlns:cx6="http://schemas.microsoft.com/office/drawing/2016/5/12/chartex" xmlns:cx7="http://schemas.microsoft.com/office/drawing/2016/5/13/chartex" xmlns:cx8="http://schemas.microsoft.com/office/drawing/2016/5/14/chartex" xmlns:mc="http://schemas.openxmlformats.org/markup-compatibility/2006" xmlns:aink="http://schemas.microsoft.com/office/drawing/2016/ink" xmlns:am3d="http://schemas.microsoft.com/office/drawing/2017/model3d" xmlns:o="urn:schemas-microsoft-com:office:office" xmlns:oel="http://schemas.microsoft.com/office/2019/extlst" xmlns:r="http://schemas.openxmlformats.org/officeDocument/2006/relationships" xmlns:m="http://schemas.openxmlformats.org/officeDocument/2006/math" xmlns:v="urn:schemas-microsoft-com:vml" xmlns:wp14="http://schemas.microsoft.com/office/word/2010/wordprocessingDrawing" xmlns:wp="http://schemas.openxmlformats.org/drawingml/2006/wordprocessingDrawing" xmlns:w10="urn:schemas-microsoft-com:office:word" xmlns:w="http://schemas.openxmlformats.org/wordprocessingml/2006/main" xmlns:w14="http://schemas.microsoft.com/office/word/2010/wordml" xmlns:w15="http://schemas.microsoft.com/office/word/2012/wordml" xmlns:w16cex="http://schemas.microsoft.com/office/word/2018/wordml/cex" xmlns:w16cid="http://schemas.microsoft.com/office/word/2016/wordml/cid" xmlns:w16="http://schemas.microsoft.com/office/word/2018/wordml" xmlns:w16du="http://schemas.microsoft.com/office/word/2023/wordml/word16du" xmlns:w16sdtdh="http://schemas.microsoft.com/office/word/2020/wordml/sdtdatahash" xmlns:w16sdtfl="http://schemas.microsoft.com/office/word/2024/wordml/sdtformatlock" xmlns:w16se="http://schemas.microsoft.com/office/word/2015/wordml/symex" xmlns:wpg="http://schemas.microsoft.com/office/word/2010/wordprocessingGroup" xmlns:wpi="http://schemas.microsoft.com/office/word/2010/wordprocessingInk" xmlns:wne="http://schemas.microsoft.com/office/word/2006/wordml" xmlns:wps="http://schemas.microsoft.com/office/word/2010/wordprocessingShape" mc:Ignorable="w14 w15 w16se w16cid w16 w16cex w16sdtdh w16sdtfl w16du wp14">
   <w:body>
     <w:p>
       <w:pPr>
@@ -1167,29 +1167,6 @@
               </w:rPr>
               <w:t>Nilai Rata-Rata : ${rata_nilai} /skala 5 (jumlah skor detail dibagi 5)</w:t>
             </w:r>
-            <w:r>
-              <w:rPr>
-                <w:color w:val="000000" w:themeColor="text1"/>
-                <w:spacing w:val="-14"/>
-                <w:sz w:val="24"/>
-              </w:rPr>
-              <w:t xml:space="preserve"/>
-            </w:r>
-            <w:r>
-              <w:rPr>
-                <w:color w:val="000000" w:themeColor="text1"/>
-                <w:sz w:val="24"/>
-              </w:rPr>
-              <w:t/>
-            </w:r>
-            <w:r>
-              <w:rPr>
-                <w:color w:val="000000" w:themeColor="text1"/>
-                <w:spacing w:val="-4"/>
-                <w:sz w:val="24"/>
-              </w:rPr>
-              <w:t/>
-            </w:r>
           </w:p>
         </w:tc>
         <w:tc>
@@ -1217,14 +1194,6 @@
             <w:r>
               <w:rPr>
                 <w:color w:val="000000" w:themeColor="text1"/>
-                <w:spacing w:val="-10"/>
-                <w:sz w:val="24"/>
-              </w:rPr>
-              <w:t/>
-            </w:r>
-            <w:r>
-              <w:rPr>
-                <w:color w:val="000000" w:themeColor="text1"/>
                 <w:sz w:val="24"/>
               </w:rPr>
               <w:tab/>
@@ -1236,104 +1205,6 @@
                 <w:u w:val="single"/>
               </w:rPr>
               <w:tab/>
-            </w:r>
-            <w:r>
-              <w:rPr>
-                <w:color w:val="000000" w:themeColor="text1"/>
-                <w:sz w:val="24"/>
-              </w:rPr>
-              <w:t/>
-            </w:r>
-            <w:r>
-              <w:rPr>
-                <w:color w:val="000000" w:themeColor="text1"/>
-                <w:spacing w:val="-2"/>
-                <w:sz w:val="24"/>
-              </w:rPr>
-              <w:t xml:space="preserve"/>
-            </w:r>
-            <w:r>
-              <w:rPr>
-                <w:color w:val="000000" w:themeColor="text1"/>
-                <w:sz w:val="24"/>
-              </w:rPr>
-              <w:t/>
-            </w:r>
-            <w:r>
-              <w:rPr>
-                <w:color w:val="000000" w:themeColor="text1"/>
-                <w:spacing w:val="-1"/>
-                <w:sz w:val="24"/>
-              </w:rPr>
-              <w:t xml:space="preserve"/>
-            </w:r>
-            <w:r>
-              <w:rPr>
-                <w:color w:val="000000" w:themeColor="text1"/>
-                <w:sz w:val="24"/>
-              </w:rPr>
-              <w:t/>
-            </w:r>
-            <w:r>
-              <w:rPr>
-                <w:color w:val="000000" w:themeColor="text1"/>
-                <w:spacing w:val="-1"/>
-                <w:sz w:val="24"/>
-              </w:rPr>
-              <w:t xml:space="preserve"/>
-            </w:r>
-            <w:r>
-              <w:rPr>
-                <w:color w:val="000000" w:themeColor="text1"/>
-                <w:sz w:val="24"/>
-              </w:rPr>
-              <w:t/>
-            </w:r>
-            <w:r>
-              <w:rPr>
-                <w:color w:val="000000" w:themeColor="text1"/>
-                <w:spacing w:val="-2"/>
-                <w:sz w:val="24"/>
-              </w:rPr>
-              <w:t xml:space="preserve"/>
-            </w:r>
-            <w:r>
-              <w:rPr>
-                <w:color w:val="000000" w:themeColor="text1"/>
-                <w:sz w:val="24"/>
-              </w:rPr>
-              <w:t/>
-            </w:r>
-            <w:r>
-              <w:rPr>
-                <w:color w:val="000000" w:themeColor="text1"/>
-                <w:spacing w:val="1"/>
-                <w:sz w:val="24"/>
-              </w:rPr>
-              <w:t xml:space="preserve"/>
-            </w:r>
-            <w:r>
-              <w:rPr>
-                <w:color w:val="000000" w:themeColor="text1"/>
-                <w:sz w:val="24"/>
-              </w:rPr>
-              <w:t/>
-            </w:r>
-            <w:r>
-              <w:rPr>
-                <w:color w:val="000000" w:themeColor="text1"/>
-                <w:spacing w:val="-1"/>
-                <w:sz w:val="24"/>
-              </w:rPr>
-              <w:t xml:space="preserve"/>
-            </w:r>
-            <w:r>
-              <w:rPr>
-                <w:color w:val="000000" w:themeColor="text1"/>
-                <w:spacing w:val="-5"/>
-                <w:sz w:val="24"/>
-              </w:rPr>
-              <w:t/>
             </w:r>
           </w:p>
         </w:tc>
@@ -2051,6 +1922,14 @@
           <w:color w:val="000000" w:themeColor="text1"/>
         </w:rPr>
       </w:pPr>
+      <w:r>
+        <w:rPr>
+          <w:rFonts w:ascii="Times New Roman" w:hAnsi="Times New Roman" w:cs="Times New Roman"/>
+          <w:color w:val="000000" w:themeColor="text1"/>
+          <w:lang w:val="id-ID"/>
+        </w:rPr>
+        <w:t>Tanda Tangan</w:t>
+      </w:r>
     </w:p>
     <w:p>
       <w:pPr>
@@ -2154,7 +2033,7 @@
 </file>
 
 <file path=word/endnotes.xml><?xml version="1.0" encoding="utf-8"?>
-<w:endnotes xmlns:wpc="http://schemas.microsoft.com/office/word/2010/wordprocessingCanvas" xmlns:cx="http://schemas.microsoft.com/office/drawing/2014/chartex" xmlns:cx1="http://schemas.microsoft.com/office/drawing/2015/9/8/chartex" xmlns:cx2="http://schemas.microsoft.com/office/drawing/2015/10/21/chartex" xmlns:cx3="http://schemas.microsoft.com/office/drawing/2016/5/9/chartex" xmlns:cx4="http://schemas.microsoft.com/office/drawing/2016/5/10/chartex" xmlns:cx5="http://schemas.microsoft.com/office/drawing/2016/5/11/chartex" xmlns:cx6="http://schemas.microsoft.com/office/drawing/2016/5/12/chartex" xmlns:cx7="http://schemas.microsoft.com/office/drawing/2016/5/13/chartex" xmlns:cx8="http://schemas.microsoft.com/office/drawing/2016/5/14/chartex" xmlns:mc="http://schemas.openxmlformats.org/markup-compatibility/2006" xmlns:aink="http://schemas.microsoft.com/office/drawing/2016/ink" xmlns:am3d="http://schemas.microsoft.com/office/drawing/2017/model3d" xmlns:o="urn:schemas-microsoft-com:office:office" xmlns:oel="http://schemas.microsoft.com/office/2019/extlst" xmlns:r="http://schemas.openxmlformats.org/officeDocument/2006/relationships" xmlns:m="http://schemas.openxmlformats.org/officeDocument/2006/math" xmlns:v="urn:schemas-microsoft-com:vml" xmlns:wp14="http://schemas.microsoft.com/office/word/2010/wordprocessingDrawing" xmlns:wp="http://schemas.openxmlformats.org/drawingml/2006/wordprocessingDrawing" xmlns:w10="urn:schemas-microsoft-com:office:word" xmlns:w="http://schemas.openxmlformats.org/wordprocessingml/2006/main" xmlns:w14="http://schemas.microsoft.com/office/word/2010/wordml" xmlns:w15="http://schemas.microsoft.com/office/word/2012/wordml" xmlns:w16cei="http://schemas.microsoft.com/office/word/2026/wordml/cei" xmlns:w16cex="http://schemas.microsoft.com/office/word/2018/wordml/cex" xmlns:w16cid="http://schemas.microsoft.com/office/word/2016/wordml/cid" xmlns:w16="http://schemas.microsoft.com/office/word/2018/wordml" xmlns:w16du="http://schemas.microsoft.com/office/word/2023/wordml/word16du" xmlns:w16sdtdh="http://schemas.microsoft.com/office/word/2020/wordml/sdtdatahash" xmlns:w16sdtfl="http://schemas.microsoft.com/office/word/2024/wordml/sdtformatlock" xmlns:w16se="http://schemas.microsoft.com/office/word/2015/wordml/symex" xmlns:wpg="http://schemas.microsoft.com/office/word/2010/wordprocessingGroup" xmlns:wpi="http://schemas.microsoft.com/office/word/2010/wordprocessingInk" xmlns:wne="http://schemas.microsoft.com/office/word/2006/wordml" xmlns:wps="http://schemas.microsoft.com/office/word/2010/wordprocessingShape" mc:Ignorable="w14 w15 w16se w16cid w16 w16cex w16sdtdh w16sdtfl w16du wp14">
+<w:endnotes xmlns:wpc="http://schemas.microsoft.com/office/word/2010/wordprocessingCanvas" xmlns:cx="http://schemas.microsoft.com/office/drawing/2014/chartex" xmlns:cx1="http://schemas.microsoft.com/office/drawing/2015/9/8/chartex" xmlns:cx2="http://schemas.microsoft.com/office/drawing/2015/10/21/chartex" xmlns:cx3="http://schemas.microsoft.com/office/drawing/2016/5/9/chartex" xmlns:cx4="http://schemas.microsoft.com/office/drawing/2016/5/10/chartex" xmlns:cx5="http://schemas.microsoft.com/office/drawing/2016/5/11/chartex" xmlns:cx6="http://schemas.microsoft.com/office/drawing/2016/5/12/chartex" xmlns:cx7="http://schemas.microsoft.com/office/drawing/2016/5/13/chartex" xmlns:cx8="http://schemas.microsoft.com/office/drawing/2016/5/14/chartex" xmlns:mc="http://schemas.openxmlformats.org/markup-compatibility/2006" xmlns:aink="http://schemas.microsoft.com/office/drawing/2016/ink" xmlns:am3d="http://schemas.microsoft.com/office/drawing/2017/model3d" xmlns:o="urn:schemas-microsoft-com:office:office" xmlns:oel="http://schemas.microsoft.com/office/2019/extlst" xmlns:r="http://schemas.openxmlformats.org/officeDocument/2006/relationships" xmlns:m="http://schemas.openxmlformats.org/officeDocument/2006/math" xmlns:v="urn:schemas-microsoft-com:vml" xmlns:wp14="http://schemas.microsoft.com/office/word/2010/wordprocessingDrawing" xmlns:wp="http://schemas.openxmlformats.org/drawingml/2006/wordprocessingDrawing" xmlns:w10="urn:schemas-microsoft-com:office:word" xmlns:w="http://schemas.openxmlformats.org/wordprocessingml/2006/main" xmlns:w14="http://schemas.microsoft.com/office/word/2010/wordml" xmlns:w15="http://schemas.microsoft.com/office/word/2012/wordml" xmlns:w16cex="http://schemas.microsoft.com/office/word/2018/wordml/cex" xmlns:w16cid="http://schemas.microsoft.com/office/word/2016/wordml/cid" xmlns:w16="http://schemas.microsoft.com/office/word/2018/wordml" xmlns:w16du="http://schemas.microsoft.com/office/word/2023/wordml/word16du" xmlns:w16sdtdh="http://schemas.microsoft.com/office/word/2020/wordml/sdtdatahash" xmlns:w16sdtfl="http://schemas.microsoft.com/office/word/2024/wordml/sdtformatlock" xmlns:w16se="http://schemas.microsoft.com/office/word/2015/wordml/symex" xmlns:wpg="http://schemas.microsoft.com/office/word/2010/wordprocessingGroup" xmlns:wpi="http://schemas.microsoft.com/office/word/2010/wordprocessingInk" xmlns:wne="http://schemas.microsoft.com/office/word/2006/wordml" xmlns:wps="http://schemas.microsoft.com/office/word/2010/wordprocessingShape" mc:Ignorable="w14 w15 w16se w16cid w16 w16cex w16sdtdh w16sdtfl w16du wp14">
   <w:endnote w:type="separator" w:id="-1">
     <w:p>
       <w:r>
@@ -2173,7 +2052,7 @@
 </file>
 
 <file path=word/footer1.xml><?xml version="1.0" encoding="utf-8"?>
-<w:ftr xmlns:wpc="http://schemas.microsoft.com/office/word/2010/wordprocessingCanvas" xmlns:cx="http://schemas.microsoft.com/office/drawing/2014/chartex" xmlns:cx1="http://schemas.microsoft.com/office/drawing/2015/9/8/chartex" xmlns:cx2="http://schemas.microsoft.com/office/drawing/2015/10/21/chartex" xmlns:cx3="http://schemas.microsoft.com/office/drawing/2016/5/9/chartex" xmlns:cx4="http://schemas.microsoft.com/office/drawing/2016/5/10/chartex" xmlns:cx5="http://schemas.microsoft.com/office/drawing/2016/5/11/chartex" xmlns:cx6="http://schemas.microsoft.com/office/drawing/2016/5/12/chartex" xmlns:cx7="http://schemas.microsoft.com/office/drawing/2016/5/13/chartex" xmlns:cx8="http://schemas.microsoft.com/office/drawing/2016/5/14/chartex" xmlns:mc="http://schemas.openxmlformats.org/markup-compatibility/2006" xmlns:aink="http://schemas.microsoft.com/office/drawing/2016/ink" xmlns:am3d="http://schemas.microsoft.com/office/drawing/2017/model3d" xmlns:o="urn:schemas-microsoft-com:office:office" xmlns:oel="http://schemas.microsoft.com/office/2019/extlst" xmlns:r="http://schemas.openxmlformats.org/officeDocument/2006/relationships" xmlns:m="http://schemas.openxmlformats.org/officeDocument/2006/math" xmlns:v="urn:schemas-microsoft-com:vml" xmlns:wp14="http://schemas.microsoft.com/office/word/2010/wordprocessingDrawing" xmlns:wp="http://schemas.openxmlformats.org/drawingml/2006/wordprocessingDrawing" xmlns:w10="urn:schemas-microsoft-com:office:word" xmlns:w="http://schemas.openxmlformats.org/wordprocessingml/2006/main" xmlns:w14="http://schemas.microsoft.com/office/word/2010/wordml" xmlns:w15="http://schemas.microsoft.com/office/word/2012/wordml" xmlns:w16cei="http://schemas.microsoft.com/office/word/2026/wordml/cei" xmlns:w16cex="http://schemas.microsoft.com/office/word/2018/wordml/cex" xmlns:w16cid="http://schemas.microsoft.com/office/word/2016/wordml/cid" xmlns:w16="http://schemas.microsoft.com/office/word/2018/wordml" xmlns:w16du="http://schemas.microsoft.com/office/word/2023/wordml/word16du" xmlns:w16sdtdh="http://schemas.microsoft.com/office/word/2020/wordml/sdtdatahash" xmlns:w16sdtfl="http://schemas.microsoft.com/office/word/2024/wordml/sdtformatlock" xmlns:w16se="http://schemas.microsoft.com/office/word/2015/wordml/symex" xmlns:wpg="http://schemas.microsoft.com/office/word/2010/wordprocessingGroup" xmlns:wpi="http://schemas.microsoft.com/office/word/2010/wordprocessingInk" xmlns:wne="http://schemas.microsoft.com/office/word/2006/wordml" xmlns:wps="http://schemas.microsoft.com/office/word/2010/wordprocessingShape" mc:Ignorable="w14 w15 w16se w16cid w16 w16cex w16sdtdh w16sdtfl w16du wp14">
+<w:ftr xmlns:wpc="http://schemas.microsoft.com/office/word/2010/wordprocessingCanvas" xmlns:cx="http://schemas.microsoft.com/office/drawing/2014/chartex" xmlns:cx1="http://schemas.microsoft.com/office/drawing/2015/9/8/chartex" xmlns:cx2="http://schemas.microsoft.com/office/drawing/2015/10/21/chartex" xmlns:cx3="http://schemas.microsoft.com/office/drawing/2016/5/9/chartex" xmlns:cx4="http://schemas.microsoft.com/office/drawing/2016/5/10/chartex" xmlns:cx5="http://schemas.microsoft.com/office/drawing/2016/5/11/chartex" xmlns:cx6="http://schemas.microsoft.com/office/drawing/2016/5/12/chartex" xmlns:cx7="http://schemas.microsoft.com/office/drawing/2016/5/13/chartex" xmlns:cx8="http://schemas.microsoft.com/office/drawing/2016/5/14/chartex" xmlns:mc="http://schemas.openxmlformats.org/markup-compatibility/2006" xmlns:aink="http://schemas.microsoft.com/office/drawing/2016/ink" xmlns:am3d="http://schemas.microsoft.com/office/drawing/2017/model3d" xmlns:o="urn:schemas-microsoft-com:office:office" xmlns:oel="http://schemas.microsoft.com/office/2019/extlst" xmlns:r="http://schemas.openxmlformats.org/officeDocument/2006/relationships" xmlns:m="http://schemas.openxmlformats.org/officeDocument/2006/math" xmlns:v="urn:schemas-microsoft-com:vml" xmlns:wp14="http://schemas.microsoft.com/office/word/2010/wordprocessingDrawing" xmlns:wp="http://schemas.openxmlformats.org/drawingml/2006/wordprocessingDrawing" xmlns:w10="urn:schemas-microsoft-com:office:word" xmlns:w="http://schemas.openxmlformats.org/wordprocessingml/2006/main" xmlns:w14="http://schemas.microsoft.com/office/word/2010/wordml" xmlns:w15="http://schemas.microsoft.com/office/word/2012/wordml" xmlns:w16cex="http://schemas.microsoft.com/office/word/2018/wordml/cex" xmlns:w16cid="http://schemas.microsoft.com/office/word/2016/wordml/cid" xmlns:w16="http://schemas.microsoft.com/office/word/2018/wordml" xmlns:w16du="http://schemas.microsoft.com/office/word/2023/wordml/word16du" xmlns:w16sdtdh="http://schemas.microsoft.com/office/word/2020/wordml/sdtdatahash" xmlns:w16sdtfl="http://schemas.microsoft.com/office/word/2024/wordml/sdtformatlock" xmlns:w16se="http://schemas.microsoft.com/office/word/2015/wordml/symex" xmlns:wpg="http://schemas.microsoft.com/office/word/2010/wordprocessingGroup" xmlns:wpi="http://schemas.microsoft.com/office/word/2010/wordprocessingInk" xmlns:wne="http://schemas.microsoft.com/office/word/2006/wordml" xmlns:wps="http://schemas.microsoft.com/office/word/2010/wordprocessingShape" mc:Ignorable="w14 w15 w16se w16cid w16 w16cex w16sdtdh w16sdtfl w16du wp14">
   <w:p>
     <w:pPr>
       <w:pStyle w:val="Footer"/>
@@ -2321,7 +2200,7 @@
             </wp:anchor>
           </w:drawing>
         </mc:Choice>
-        <mc:Fallback>
+        <mc:Fallback xmlns:w16cei="http://schemas.microsoft.com/office/word/2026/wordml/cei">
           <w:pict>
             <v:line w14:anchorId="736FF723" id="Line 416" o:spid="_x0000_s1026" style="position:absolute;z-index:251666432;visibility:visible;mso-wrap-style:square;mso-width-percent:0;mso-height-percent:0;mso-wrap-distance-left:9pt;mso-wrap-distance-top:0;mso-wrap-distance-right:9pt;mso-wrap-distance-bottom:0;mso-position-horizontal:center;mso-position-horizontal-relative:margin;mso-position-vertical:absolute;mso-position-vertical-relative:text;mso-width-percent:0;mso-height-percent:0;mso-width-relative:page;mso-height-relative:page" from="0,-22.8pt" to="496.05pt,-22.8pt" o:gfxdata="UEsDBBQABgAIAAAAIQC2gziS/gAAAOEBAAATAAAAW0NvbnRlbnRfVHlwZXNdLnhtbJSRQU7DMBBF&#10;90jcwfIWJU67QAgl6YK0S0CoHGBkTxKLZGx5TGhvj5O2G0SRWNoz/78nu9wcxkFMGNg6quQqL6RA&#10;0s5Y6ir5vt9lD1JwBDIwOMJKHpHlpr69KfdHjyxSmriSfYz+USnWPY7AufNIadK6MEJMx9ApD/oD&#10;OlTrorhX2lFEilmcO2RdNtjC5xDF9pCuTyYBB5bi6bQ4syoJ3g9WQ0ymaiLzg5KdCXlKLjvcW893&#10;SUOqXwnz5DrgnHtJTxOsQfEKIT7DmDSUCaxw7Rqn8787ZsmRM9e2VmPeBN4uqYvTtW7jvijg9N/y&#10;JsXecLq0q+WD6m8AAAD//wMAUEsDBBQABgAIAAAAIQA4/SH/1gAAAJQBAAALAAAAX3JlbHMvLnJl&#10;bHOkkMFqwzAMhu+DvYPRfXGawxijTi+j0GvpHsDYimMaW0Yy2fr2M4PBMnrbUb/Q94l/f/hMi1qR&#10;JVI2sOt6UJgd+ZiDgffL8ekFlFSbvV0oo4EbChzGx4f9GRdb25HMsYhqlCwG5lrLq9biZkxWOiqY&#10;22YiTra2kYMu1l1tQD30/bPm3wwYN0x18gb45AdQl1tp5j/sFB2T0FQ7R0nTNEV3j6o9feQzro1i&#10;OWA14Fm+Q8a1a8+Bvu/d/dMb2JY5uiPbhG/ktn4cqGU/er3pcvwCAAD//wMAUEsDBBQABgAIAAAA&#10;IQCyRkwUAAIAAE4EAAAOAAAAZHJzL2Uyb0RvYy54bWysVMtu2zAQvBfoPxC815JdOIgFyzk4TS9p&#10;azTpB9B8WEQoLkHSlvz3XVKWnKSXoqgOhLic3Z0ZLbW+61tDTtIHDbam81lJibQchLaHmv56fvh0&#10;S0mIzApmwMqanmWgd5uPH9adq+QCGjBCeoJFbKg6V9MmRlcVReCNbFmYgZMWDxX4lkXc+kMhPOuw&#10;emuKRVneFB144TxwGQJG74dDusn1lZI8/lAqyEhMTZFbzKvP6z6txWbNqoNnrtH8QoP9A4uWaYtN&#10;p1L3LDJy9PqPUq3mHgKoOOPQFqCU5jJrQDXz8p2ap4Y5mbWgOcFNNoX/V5Z/P23tzifqvLdP7hH4&#10;SyAWtg2zB5kJPJ8dfrh5sqroXKimlLQJbufJvvsGAjHsGCG70CvfppKoj/TZ7PNktuwj4Ri8WaxW&#10;t5+XlPDxrGDVmOh8iF8ltCS91NRom3xgFTs9hpiIsGqEpLCxpEOKq3JZZlgAo8WDNiYd5lmSW+PJ&#10;ieEU7A/zjDHHFlkPsWWJTxb4Cp67vKnUSCa+WJFnJjJthnfkYuzFm2RHmj00Jp6NHLj9lIpogZKH&#10;xu/4iJfB2lQFkSlFIfMp6aIoXYiriGvSBZvSZJ73v02c0Lkj2DglttqCH3x82zX2I1U14EfVg9Yk&#10;ew/ivPPjqODQZhcvFyzditf7nH79DWx+AwAA//8DAFBLAwQUAAYACAAAACEAuHoMtNwAAAAIAQAA&#10;DwAAAGRycy9kb3ducmV2LnhtbEyPzW7CMBCE75V4B2sr9QYOUFCTxkFQqeLYkv6cl3ibRI3XkW1C&#10;+vY1UiV6nJ3VzDf5ZjSdGMj51rKC+SwBQVxZ3XKt4P3tefoAwgdkjZ1lUvBDHjbF5CbHTNszH2go&#10;Qy1iCPsMFTQh9JmUvmrIoJ/Znjh6X9YZDFG6WmqH5xhuOrlIkrU02HJsaLCnp4aq7/JkFLwsq9Ss&#10;cHAfy/3u05rta7ova6XubsftI4hAY7g+wwU/okMRmY72xNqLTkEcEhRM71drENFO08UcxPHvIotc&#10;/h9Q/AIAAP//AwBQSwECLQAUAAYACAAAACEAtoM4kv4AAADhAQAAEwAAAAAAAAAAAAAAAAAAAAAA&#10;W0NvbnRlbnRfVHlwZXNdLnhtbFBLAQItABQABgAIAAAAIQA4/SH/1gAAAJQBAAALAAAAAAAAAAAA&#10;AAAAAC8BAABfcmVscy8ucmVsc1BLAQItABQABgAIAAAAIQCyRkwUAAIAAE4EAAAOAAAAAAAAAAAA&#10;AAAAAC4CAABkcnMvZTJvRG9jLnhtbFBLAQItABQABgAIAAAAIQC4egy03AAAAAgBAAAPAAAAAAAA&#10;AAAAAAAAAFoEAABkcnMvZG93bnJldi54bWxQSwUGAAAAAAQABADzAAAAYwUAAAAA&#10;" strokecolor="#7f7f7f [1612]" strokeweight="1.5pt">
               <v:stroke joinstyle="miter"/>
@@ -2336,7 +2215,7 @@
 </file>
 
 <file path=word/footnotes.xml><?xml version="1.0" encoding="utf-8"?>
-<w:footnotes xmlns:wpc="http://schemas.microsoft.com/office/word/2010/wordprocessingCanvas" xmlns:cx="http://schemas.microsoft.com/office/drawing/2014/chartex" xmlns:cx1="http://schemas.microsoft.com/office/drawing/2015/9/8/chartex" xmlns:cx2="http://schemas.microsoft.com/office/drawing/2015/10/21/chartex" xmlns:cx3="http://schemas.microsoft.com/office/drawing/2016/5/9/chartex" xmlns:cx4="http://schemas.microsoft.com/office/drawing/2016/5/10/chartex" xmlns:cx5="http://schemas.microsoft.com/office/drawing/2016/5/11/chartex" xmlns:cx6="http://schemas.microsoft.com/office/drawing/2016/5/12/chartex" xmlns:cx7="http://schemas.microsoft.com/office/drawing/2016/5/13/chartex" xmlns:cx8="http://schemas.microsoft.com/office/drawing/2016/5/14/chartex" xmlns:mc="http://schemas.openxmlformats.org/markup-compatibility/2006" xmlns:aink="http://schemas.microsoft.com/office/drawing/2016/ink" xmlns:am3d="http://schemas.microsoft.com/office/drawing/2017/model3d" xmlns:o="urn:schemas-microsoft-com:office:office" xmlns:oel="http://schemas.microsoft.com/office/2019/extlst" xmlns:r="http://schemas.openxmlformats.org/officeDocument/2006/relationships" xmlns:m="http://schemas.openxmlformats.org/officeDocument/2006/math" xmlns:v="urn:schemas-microsoft-com:vml" xmlns:wp14="http://schemas.microsoft.com/office/word/2010/wordprocessingDrawing" xmlns:wp="http://schemas.openxmlformats.org/drawingml/2006/wordprocessingDrawing" xmlns:w10="urn:schemas-microsoft-com:office:word" xmlns:w="http://schemas.openxmlformats.org/wordprocessingml/2006/main" xmlns:w14="http://schemas.microsoft.com/office/word/2010/wordml" xmlns:w15="http://schemas.microsoft.com/office/word/2012/wordml" xmlns:w16cei="http://schemas.microsoft.com/office/word/2026/wordml/cei" xmlns:w16cex="http://schemas.microsoft.com/office/word/2018/wordml/cex" xmlns:w16cid="http://schemas.microsoft.com/office/word/2016/wordml/cid" xmlns:w16="http://schemas.microsoft.com/office/word/2018/wordml" xmlns:w16du="http://schemas.microsoft.com/office/word/2023/wordml/word16du" xmlns:w16sdtdh="http://schemas.microsoft.com/office/word/2020/wordml/sdtdatahash" xmlns:w16sdtfl="http://schemas.microsoft.com/office/word/2024/wordml/sdtformatlock" xmlns:w16se="http://schemas.microsoft.com/office/word/2015/wordml/symex" xmlns:wpg="http://schemas.microsoft.com/office/word/2010/wordprocessingGroup" xmlns:wpi="http://schemas.microsoft.com/office/word/2010/wordprocessingInk" xmlns:wne="http://schemas.microsoft.com/office/word/2006/wordml" xmlns:wps="http://schemas.microsoft.com/office/word/2010/wordprocessingShape" mc:Ignorable="w14 w15 w16se w16cid w16 w16cex w16sdtdh w16sdtfl w16du wp14">
+<w:footnotes xmlns:wpc="http://schemas.microsoft.com/office/word/2010/wordprocessingCanvas" xmlns:cx="http://schemas.microsoft.com/office/drawing/2014/chartex" xmlns:cx1="http://schemas.microsoft.com/office/drawing/2015/9/8/chartex" xmlns:cx2="http://schemas.microsoft.com/office/drawing/2015/10/21/chartex" xmlns:cx3="http://schemas.microsoft.com/office/drawing/2016/5/9/chartex" xmlns:cx4="http://schemas.microsoft.com/office/drawing/2016/5/10/chartex" xmlns:cx5="http://schemas.microsoft.com/office/drawing/2016/5/11/chartex" xmlns:cx6="http://schemas.microsoft.com/office/drawing/2016/5/12/chartex" xmlns:cx7="http://schemas.microsoft.com/office/drawing/2016/5/13/chartex" xmlns:cx8="http://schemas.microsoft.com/office/drawing/2016/5/14/chartex" xmlns:mc="http://schemas.openxmlformats.org/markup-compatibility/2006" xmlns:aink="http://schemas.microsoft.com/office/drawing/2016/ink" xmlns:am3d="http://schemas.microsoft.com/office/drawing/2017/model3d" xmlns:o="urn:schemas-microsoft-com:office:office" xmlns:oel="http://schemas.microsoft.com/office/2019/extlst" xmlns:r="http://schemas.openxmlformats.org/officeDocument/2006/relationships" xmlns:m="http://schemas.openxmlformats.org/officeDocument/2006/math" xmlns:v="urn:schemas-microsoft-com:vml" xmlns:wp14="http://schemas.microsoft.com/office/word/2010/wordprocessingDrawing" xmlns:wp="http://schemas.openxmlformats.org/drawingml/2006/wordprocessingDrawing" xmlns:w10="urn:schemas-microsoft-com:office:word" xmlns:w="http://schemas.openxmlformats.org/wordprocessingml/2006/main" xmlns:w14="http://schemas.microsoft.com/office/word/2010/wordml" xmlns:w15="http://schemas.microsoft.com/office/word/2012/wordml" xmlns:w16cex="http://schemas.microsoft.com/office/word/2018/wordml/cex" xmlns:w16cid="http://schemas.microsoft.com/office/word/2016/wordml/cid" xmlns:w16="http://schemas.microsoft.com/office/word/2018/wordml" xmlns:w16du="http://schemas.microsoft.com/office/word/2023/wordml/word16du" xmlns:w16sdtdh="http://schemas.microsoft.com/office/word/2020/wordml/sdtdatahash" xmlns:w16sdtfl="http://schemas.microsoft.com/office/word/2024/wordml/sdtformatlock" xmlns:w16se="http://schemas.microsoft.com/office/word/2015/wordml/symex" xmlns:wpg="http://schemas.microsoft.com/office/word/2010/wordprocessingGroup" xmlns:wpi="http://schemas.microsoft.com/office/word/2010/wordprocessingInk" xmlns:wne="http://schemas.microsoft.com/office/word/2006/wordml" xmlns:wps="http://schemas.microsoft.com/office/word/2010/wordprocessingShape" mc:Ignorable="w14 w15 w16se w16cid w16 w16cex w16sdtdh w16sdtfl w16du wp14">
   <w:footnote w:type="separator" w:id="-1">
     <w:p>
       <w:r>
@@ -2355,7 +2234,7 @@
 </file>
 
 <file path=word/header1.xml><?xml version="1.0" encoding="utf-8"?>
-<w:hdr xmlns:wpc="http://schemas.microsoft.com/office/word/2010/wordprocessingCanvas" xmlns:cx="http://schemas.microsoft.com/office/drawing/2014/chartex" xmlns:cx1="http://schemas.microsoft.com/office/drawing/2015/9/8/chartex" xmlns:cx2="http://schemas.microsoft.com/office/drawing/2015/10/21/chartex" xmlns:cx3="http://schemas.microsoft.com/office/drawing/2016/5/9/chartex" xmlns:cx4="http://schemas.microsoft.com/office/drawing/2016/5/10/chartex" xmlns:cx5="http://schemas.microsoft.com/office/drawing/2016/5/11/chartex" xmlns:cx6="http://schemas.microsoft.com/office/drawing/2016/5/12/chartex" xmlns:cx7="http://schemas.microsoft.com/office/drawing/2016/5/13/chartex" xmlns:cx8="http://schemas.microsoft.com/office/drawing/2016/5/14/chartex" xmlns:mc="http://schemas.openxmlformats.org/markup-compatibility/2006" xmlns:aink="http://schemas.microsoft.com/office/drawing/2016/ink" xmlns:am3d="http://schemas.microsoft.com/office/drawing/2017/model3d" xmlns:o="urn:schemas-microsoft-com:office:office" xmlns:oel="http://schemas.microsoft.com/office/2019/extlst" xmlns:r="http://schemas.openxmlformats.org/officeDocument/2006/relationships" xmlns:m="http://schemas.openxmlformats.org/officeDocument/2006/math" xmlns:v="urn:schemas-microsoft-com:vml" xmlns:wp14="http://schemas.microsoft.com/office/word/2010/wordprocessingDrawing" xmlns:wp="http://schemas.openxmlformats.org/drawingml/2006/wordprocessingDrawing" xmlns:w10="urn:schemas-microsoft-com:office:word" xmlns:w="http://schemas.openxmlformats.org/wordprocessingml/2006/main" xmlns:w14="http://schemas.microsoft.com/office/word/2010/wordml" xmlns:w15="http://schemas.microsoft.com/office/word/2012/wordml" xmlns:w16cei="http://schemas.microsoft.com/office/word/2026/wordml/cei" xmlns:w16cex="http://schemas.microsoft.com/office/word/2018/wordml/cex" xmlns:w16cid="http://schemas.microsoft.com/office/word/2016/wordml/cid" xmlns:w16="http://schemas.microsoft.com/office/word/2018/wordml" xmlns:w16du="http://schemas.microsoft.com/office/word/2023/wordml/word16du" xmlns:w16sdtdh="http://schemas.microsoft.com/office/word/2020/wordml/sdtdatahash" xmlns:w16sdtfl="http://schemas.microsoft.com/office/word/2024/wordml/sdtformatlock" xmlns:w16se="http://schemas.microsoft.com/office/word/2015/wordml/symex" xmlns:wpg="http://schemas.microsoft.com/office/word/2010/wordprocessingGroup" xmlns:wpi="http://schemas.microsoft.com/office/word/2010/wordprocessingInk" xmlns:wne="http://schemas.microsoft.com/office/word/2006/wordml" xmlns:wps="http://schemas.microsoft.com/office/word/2010/wordprocessingShape" mc:Ignorable="w14 w15 w16se w16cid w16 w16cex w16sdtdh w16sdtfl w16du wp14">
+<w:hdr xmlns:wpc="http://schemas.microsoft.com/office/word/2010/wordprocessingCanvas" xmlns:cx="http://schemas.microsoft.com/office/drawing/2014/chartex" xmlns:cx1="http://schemas.microsoft.com/office/drawing/2015/9/8/chartex" xmlns:cx2="http://schemas.microsoft.com/office/drawing/2015/10/21/chartex" xmlns:cx3="http://schemas.microsoft.com/office/drawing/2016/5/9/chartex" xmlns:cx4="http://schemas.microsoft.com/office/drawing/2016/5/10/chartex" xmlns:cx5="http://schemas.microsoft.com/office/drawing/2016/5/11/chartex" xmlns:cx6="http://schemas.microsoft.com/office/drawing/2016/5/12/chartex" xmlns:cx7="http://schemas.microsoft.com/office/drawing/2016/5/13/chartex" xmlns:cx8="http://schemas.microsoft.com/office/drawing/2016/5/14/chartex" xmlns:mc="http://schemas.openxmlformats.org/markup-compatibility/2006" xmlns:aink="http://schemas.microsoft.com/office/drawing/2016/ink" xmlns:am3d="http://schemas.microsoft.com/office/drawing/2017/model3d" xmlns:o="urn:schemas-microsoft-com:office:office" xmlns:oel="http://schemas.microsoft.com/office/2019/extlst" xmlns:r="http://schemas.openxmlformats.org/officeDocument/2006/relationships" xmlns:m="http://schemas.openxmlformats.org/officeDocument/2006/math" xmlns:v="urn:schemas-microsoft-com:vml" xmlns:wp14="http://schemas.microsoft.com/office/word/2010/wordprocessingDrawing" xmlns:wp="http://schemas.openxmlformats.org/drawingml/2006/wordprocessingDrawing" xmlns:w10="urn:schemas-microsoft-com:office:word" xmlns:w="http://schemas.openxmlformats.org/wordprocessingml/2006/main" xmlns:w14="http://schemas.microsoft.com/office/word/2010/wordml" xmlns:w15="http://schemas.microsoft.com/office/word/2012/wordml" xmlns:w16cex="http://schemas.microsoft.com/office/word/2018/wordml/cex" xmlns:w16cid="http://schemas.microsoft.com/office/word/2016/wordml/cid" xmlns:w16="http://schemas.microsoft.com/office/word/2018/wordml" xmlns:w16du="http://schemas.microsoft.com/office/word/2023/wordml/word16du" xmlns:w16sdtdh="http://schemas.microsoft.com/office/word/2020/wordml/sdtdatahash" xmlns:w16sdtfl="http://schemas.microsoft.com/office/word/2024/wordml/sdtformatlock" xmlns:w16se="http://schemas.microsoft.com/office/word/2015/wordml/symex" xmlns:wpg="http://schemas.microsoft.com/office/word/2010/wordprocessingGroup" xmlns:wpi="http://schemas.microsoft.com/office/word/2010/wordprocessingInk" xmlns:wne="http://schemas.microsoft.com/office/word/2006/wordml" xmlns:wps="http://schemas.microsoft.com/office/word/2010/wordprocessingShape" mc:Ignorable="w14 w15 w16se w16cid w16 w16cex w16sdtdh w16sdtfl w16du wp14">
   <w:tbl>
     <w:tblPr>
       <w:tblW w:w="9957" w:type="dxa"/>
@@ -2645,7 +2524,7 @@
             </wp:anchor>
           </w:drawing>
         </mc:Choice>
-        <mc:Fallback>
+        <mc:Fallback xmlns:w16cei="http://schemas.microsoft.com/office/word/2026/wordml/cei">
           <w:pict>
             <v:line w14:anchorId="1F9328B4" id="Line 416" o:spid="_x0000_s1026" style="position:absolute;z-index:251664384;visibility:visible;mso-wrap-style:square;mso-width-percent:0;mso-height-percent:0;mso-wrap-distance-left:9pt;mso-wrap-distance-top:0;mso-wrap-distance-right:9pt;mso-wrap-distance-bottom:0;mso-position-horizontal:absolute;mso-position-horizontal-relative:margin;mso-position-vertical:absolute;mso-position-vertical-relative:text;mso-width-percent:0;mso-height-percent:0;mso-width-relative:page;mso-height-relative:page" from="-24.1pt,2.65pt" to="471.95pt,2.65pt" o:gfxdata="UEsDBBQABgAIAAAAIQC2gziS/gAAAOEBAAATAAAAW0NvbnRlbnRfVHlwZXNdLnhtbJSRQU7DMBBF&#10;90jcwfIWJU67QAgl6YK0S0CoHGBkTxKLZGx5TGhvj5O2G0SRWNoz/78nu9wcxkFMGNg6quQqL6RA&#10;0s5Y6ir5vt9lD1JwBDIwOMJKHpHlpr69KfdHjyxSmriSfYz+USnWPY7AufNIadK6MEJMx9ApD/oD&#10;OlTrorhX2lFEilmcO2RdNtjC5xDF9pCuTyYBB5bi6bQ4syoJ3g9WQ0ymaiLzg5KdCXlKLjvcW893&#10;SUOqXwnz5DrgnHtJTxOsQfEKIT7DmDSUCaxw7Rqn8787ZsmRM9e2VmPeBN4uqYvTtW7jvijg9N/y&#10;JsXecLq0q+WD6m8AAAD//wMAUEsDBBQABgAIAAAAIQA4/SH/1gAAAJQBAAALAAAAX3JlbHMvLnJl&#10;bHOkkMFqwzAMhu+DvYPRfXGawxijTi+j0GvpHsDYimMaW0Yy2fr2M4PBMnrbUb/Q94l/f/hMi1qR&#10;JVI2sOt6UJgd+ZiDgffL8ekFlFSbvV0oo4EbChzGx4f9GRdb25HMsYhqlCwG5lrLq9biZkxWOiqY&#10;22YiTra2kYMu1l1tQD30/bPm3wwYN0x18gb45AdQl1tp5j/sFB2T0FQ7R0nTNEV3j6o9feQzro1i&#10;OWA14Fm+Q8a1a8+Bvu/d/dMb2JY5uiPbhG/ktn4cqGU/er3pcvwCAAD//wMAUEsDBBQABgAIAAAA&#10;IQCCSbSg0AEAAH8DAAAOAAAAZHJzL2Uyb0RvYy54bWysU01v2zAMvQ/YfxB0X5ykXdYacXpI112y&#10;LUDTH8BIsi1UEgVJiZN/P0r5WLfdivlAiCL59PhIzx8O1rC9ClGja/hkNOZMOYFSu67hL5unT3ec&#10;xQROgkGnGn5UkT8sPn6YD75WU+zRSBUYgbhYD77hfUq+rqooemUhjtArR8EWg4VEbugqGWAgdGuq&#10;6Xg8qwYM0gcUKka6fTwF+aLgt60S6WfbRpWYaThxS8WGYrfZVos51F0A32txpgHvYGFBO3r0CvUI&#10;Cdgu6H+grBYBI7ZpJNBW2LZaqNIDdTMZ/9XNcw9elV5InOivMsX/Byt+7NeBadnwm8mMMweWhrTS&#10;TrFb8kmdwceakpZuHXJ/4uCe/QrFa2QOlz24ThWWm6OnwkmuqP4oyU709MZ2+I6ScmCXsEh1aIPN&#10;kCQCO5SJHK8TUYfEBF3Opvf3dzefOROXWAX1pdCHmL4ptCwfGm6IdQGG/SqmTATqS0p+x+GTNqYM&#10;3Dg2NPz2y2yaoa2n9lOv3YaW4LVARDRa5vRcGEO3XZrA9pCXqHylT4q8TQu4c7LA9wrk1/M5gTan&#10;M9Ex7ixPVuSk7RblcR0ustGUC+/zRuY1euuX6t//zeIXAAAA//8DAFBLAwQUAAYACAAAACEAJJxe&#10;J90AAAAHAQAADwAAAGRycy9kb3ducmV2LnhtbEyOy07DMBRE90j9B+sisWudvkIb4lRAhcqiqiAg&#10;1k58m0SNryPbbcLfY9iU5WhGZ066GXTLLmhdY0jAdBIBQyqNaqgS8PnxMl4Bc16Skq0hFPCNDjbZ&#10;6CaViTI9veMl9xULEHKJFFB73yWcu7JGLd3EdEihOxqrpQ/RVlxZ2Qe4bvksimKuZUPhoZYdPtdY&#10;nvKzFmDirYvt9NBv893x9entq9jx/b0Qd7fD4wMwj4O/juFXP6hDFpwKcyblWCtgvFjNwlTAcg4s&#10;9OvFfA2s+Ms8S/l//+wHAAD//wMAUEsBAi0AFAAGAAgAAAAhALaDOJL+AAAA4QEAABMAAAAAAAAA&#10;AAAAAAAAAAAAAFtDb250ZW50X1R5cGVzXS54bWxQSwECLQAUAAYACAAAACEAOP0h/9YAAACUAQAA&#10;CwAAAAAAAAAAAAAAAAAvAQAAX3JlbHMvLnJlbHNQSwECLQAUAAYACAAAACEAgkm0oNABAAB/AwAA&#10;DgAAAAAAAAAAAAAAAAAuAgAAZHJzL2Uyb0RvYy54bWxQSwECLQAUAAYACAAAACEAJJxeJ90AAAAH&#10;AQAADwAAAAAAAAAAAAAAAAAqBAAAZHJzL2Rvd25yZXYueG1sUEsFBgAAAAAEAAQA8wAAADQFAAAA&#10;AA==&#10;" strokeweight="3.75pt">
               <v:stroke linestyle="thinThick"/>
@@ -2660,7 +2539,7 @@
 </file>
 
 <file path=word/numbering.xml><?xml version="1.0" encoding="utf-8"?>
-<w:numbering xmlns:wpc="http://schemas.microsoft.com/office/word/2010/wordprocessingCanvas" xmlns:cx="http://schemas.microsoft.com/office/drawing/2014/chartex" xmlns:cx1="http://schemas.microsoft.com/office/drawing/2015/9/8/chartex" xmlns:cx2="http://schemas.microsoft.com/office/drawing/2015/10/21/chartex" xmlns:cx3="http://schemas.microsoft.com/office/drawing/2016/5/9/chartex" xmlns:cx4="http://schemas.microsoft.com/office/drawing/2016/5/10/chartex" xmlns:cx5="http://schemas.microsoft.com/office/drawing/2016/5/11/chartex" xmlns:cx6="http://schemas.microsoft.com/office/drawing/2016/5/12/chartex" xmlns:cx7="http://schemas.microsoft.com/office/drawing/2016/5/13/chartex" xmlns:cx8="http://schemas.microsoft.com/office/drawing/2016/5/14/chartex" xmlns:mc="http://schemas.openxmlformats.org/markup-compatibility/2006" xmlns:aink="http://schemas.microsoft.com/office/drawing/2016/ink" xmlns:am3d="http://schemas.microsoft.com/office/drawing/2017/model3d" xmlns:o="urn:schemas-microsoft-com:office:office" xmlns:oel="http://schemas.microsoft.com/office/2019/extlst" xmlns:r="http://schemas.openxmlformats.org/officeDocument/2006/relationships" xmlns:m="http://schemas.openxmlformats.org/officeDocument/2006/math" xmlns:v="urn:schemas-microsoft-com:vml" xmlns:wp14="http://schemas.microsoft.com/office/word/2010/wordprocessingDrawing" xmlns:wp="http://schemas.openxmlformats.org/drawingml/2006/wordprocessingDrawing" xmlns:w10="urn:schemas-microsoft-com:office:word" xmlns:w="http://schemas.openxmlformats.org/wordprocessingml/2006/main" xmlns:w14="http://schemas.microsoft.com/office/word/2010/wordml" xmlns:w15="http://schemas.microsoft.com/office/word/2012/wordml" xmlns:w16cei="http://schemas.microsoft.com/office/word/2026/wordml/cei" xmlns:w16cex="http://schemas.microsoft.com/office/word/2018/wordml/cex" xmlns:w16cid="http://schemas.microsoft.com/office/word/2016/wordml/cid" xmlns:w16="http://schemas.microsoft.com/office/word/2018/wordml" xmlns:w16du="http://schemas.microsoft.com/office/word/2023/wordml/word16du" xmlns:w16sdtdh="http://schemas.microsoft.com/office/word/2020/wordml/sdtdatahash" xmlns:w16sdtfl="http://schemas.microsoft.com/office/word/2024/wordml/sdtformatlock" xmlns:w16se="http://schemas.microsoft.com/office/word/2015/wordml/symex" xmlns:wpg="http://schemas.microsoft.com/office/word/2010/wordprocessingGroup" xmlns:wpi="http://schemas.microsoft.com/office/word/2010/wordprocessingInk" xmlns:wne="http://schemas.microsoft.com/office/word/2006/wordml" xmlns:wps="http://schemas.microsoft.com/office/word/2010/wordprocessingShape" mc:Ignorable="w14 w15 w16se w16cid w16 w16cex w16sdtdh w16sdtfl w16du wp14">
+<w:numbering xmlns:wpc="http://schemas.microsoft.com/office/word/2010/wordprocessingCanvas" xmlns:cx="http://schemas.microsoft.com/office/drawing/2014/chartex" xmlns:cx1="http://schemas.microsoft.com/office/drawing/2015/9/8/chartex" xmlns:cx2="http://schemas.microsoft.com/office/drawing/2015/10/21/chartex" xmlns:cx3="http://schemas.microsoft.com/office/drawing/2016/5/9/chartex" xmlns:cx4="http://schemas.microsoft.com/office/drawing/2016/5/10/chartex" xmlns:cx5="http://schemas.microsoft.com/office/drawing/2016/5/11/chartex" xmlns:cx6="http://schemas.microsoft.com/office/drawing/2016/5/12/chartex" xmlns:cx7="http://schemas.microsoft.com/office/drawing/2016/5/13/chartex" xmlns:cx8="http://schemas.microsoft.com/office/drawing/2016/5/14/chartex" xmlns:mc="http://schemas.openxmlformats.org/markup-compatibility/2006" xmlns:aink="http://schemas.microsoft.com/office/drawing/2016/ink" xmlns:am3d="http://schemas.microsoft.com/office/drawing/2017/model3d" xmlns:o="urn:schemas-microsoft-com:office:office" xmlns:oel="http://schemas.microsoft.com/office/2019/extlst" xmlns:r="http://schemas.openxmlformats.org/officeDocument/2006/relationships" xmlns:m="http://schemas.openxmlformats.org/officeDocument/2006/math" xmlns:v="urn:schemas-microsoft-com:vml" xmlns:wp14="http://schemas.microsoft.com/office/word/2010/wordprocessingDrawing" xmlns:wp="http://schemas.openxmlformats.org/drawingml/2006/wordprocessingDrawing" xmlns:w10="urn:schemas-microsoft-com:office:word" xmlns:w="http://schemas.openxmlformats.org/wordprocessingml/2006/main" xmlns:w14="http://schemas.microsoft.com/office/word/2010/wordml" xmlns:w15="http://schemas.microsoft.com/office/word/2012/wordml" xmlns:w16cex="http://schemas.microsoft.com/office/word/2018/wordml/cex" xmlns:w16cid="http://schemas.microsoft.com/office/word/2016/wordml/cid" xmlns:w16="http://schemas.microsoft.com/office/word/2018/wordml" xmlns:w16du="http://schemas.microsoft.com/office/word/2023/wordml/word16du" xmlns:w16sdtdh="http://schemas.microsoft.com/office/word/2020/wordml/sdtdatahash" xmlns:w16sdtfl="http://schemas.microsoft.com/office/word/2024/wordml/sdtformatlock" xmlns:w16se="http://schemas.microsoft.com/office/word/2015/wordml/symex" xmlns:wpg="http://schemas.microsoft.com/office/word/2010/wordprocessingGroup" xmlns:wpi="http://schemas.microsoft.com/office/word/2010/wordprocessingInk" xmlns:wne="http://schemas.microsoft.com/office/word/2006/wordml" xmlns:wps="http://schemas.microsoft.com/office/word/2010/wordprocessingShape" mc:Ignorable="w14 w15 w16se w16cid w16 w16cex w16sdtdh w16sdtfl w16du wp14">
   <w:abstractNum w:abstractNumId="0" w15:restartNumberingAfterBreak="0">
     <w:nsid w:val="531B6706"/>
     <w:multiLevelType w:val="hybridMultilevel"/>

--- a/template/SK-1/form penilaian sk I sd sk III.docx
+++ b/template/SK-1/form penilaian sk I sd sk III.docx
@@ -385,6 +385,9 @@
           <w:tcPr>
             <w:tcW w:w="9810" w:type="dxa"/>
             <w:gridSpan w:val="3"/>
+            <w:tcBorders>
+              <w:bottom w:val="single" w:sz="4" w:space="0" w:color="auto"/>
+            </w:tcBorders>
           </w:tcPr>
           <w:p>
             <w:pPr>
@@ -1147,6 +1150,9 @@
           <w:tcPr>
             <w:tcW w:w="3150" w:type="dxa"/>
             <w:tcBorders>
+              <w:top w:val="single" w:sz="4" w:space="0" w:color="auto"/>
+              <w:left w:val="single" w:sz="4" w:space="0" w:color="auto"/>
+              <w:bottom w:val="single" w:sz="4" w:space="0" w:color="auto"/>
               <w:right w:val="nil"/>
             </w:tcBorders>
           </w:tcPr>
@@ -1165,7 +1171,7 @@
                 <w:color w:val="000000" w:themeColor="text1"/>
                 <w:sz w:val="24"/>
               </w:rPr>
-              <w:t>Nilai Rata-Rata : ${rata_nilai} /skala 5 (jumlah skor detail dibagi 5)</w:t>
+              <w:t xml:space="preserve">Nilai Rata-Rata </w:t>
             </w:r>
           </w:p>
         </w:tc>
@@ -1174,7 +1180,10 @@
             <w:tcW w:w="6660" w:type="dxa"/>
             <w:gridSpan w:val="2"/>
             <w:tcBorders>
+              <w:top w:val="single" w:sz="4" w:space="0" w:color="auto"/>
               <w:left w:val="nil"/>
+              <w:bottom w:val="single" w:sz="4" w:space="0" w:color="auto"/>
+              <w:right w:val="single" w:sz="4" w:space="0" w:color="auto"/>
             </w:tcBorders>
           </w:tcPr>
           <w:p>
@@ -1185,7 +1194,6 @@
                 <w:tab w:val="left" w:pos="2355"/>
               </w:tabs>
               <w:spacing w:before="114"/>
-              <w:ind w:left="728"/>
               <w:rPr>
                 <w:color w:val="000000" w:themeColor="text1"/>
                 <w:sz w:val="24"/>
@@ -1195,16 +1203,16 @@
               <w:rPr>
                 <w:color w:val="000000" w:themeColor="text1"/>
                 <w:sz w:val="24"/>
-              </w:rPr>
-              <w:tab/>
-            </w:r>
-            <w:r>
-              <w:rPr>
-                <w:color w:val="000000" w:themeColor="text1"/>
-                <w:sz w:val="24"/>
-                <w:u w:val="single"/>
-              </w:rPr>
-              <w:tab/>
+                <w:lang w:val="en-US"/>
+              </w:rPr>
+              <w:t xml:space="preserve"> </w:t>
+            </w:r>
+            <w:r>
+              <w:rPr>
+                <w:color w:val="000000" w:themeColor="text1"/>
+                <w:sz w:val="24"/>
+              </w:rPr>
+              <w:t>: ${rata_nilai} /skala 5 (jumlah skor detail dibagi 5)</w:t>
             </w:r>
           </w:p>
         </w:tc>
@@ -1217,6 +1225,9 @@
           <w:tcPr>
             <w:tcW w:w="9810" w:type="dxa"/>
             <w:gridSpan w:val="3"/>
+            <w:tcBorders>
+              <w:top w:val="single" w:sz="4" w:space="0" w:color="auto"/>
+            </w:tcBorders>
           </w:tcPr>
           <w:p>
             <w:pPr>
@@ -1866,47 +1877,7 @@
     <w:p>
       <w:pPr>
         <w:pStyle w:val="BodyText"/>
-        <w:ind w:left="4950"/>
-        <w:rPr>
-          <w:rFonts w:ascii="Times New Roman" w:hAnsi="Times New Roman" w:cs="Times New Roman"/>
-          <w:color w:val="000000" w:themeColor="text1"/>
-        </w:rPr>
-      </w:pPr>
-    </w:p>
-    <w:p>
-      <w:pPr>
-        <w:pStyle w:val="BodyText"/>
-        <w:ind w:left="4950"/>
-        <w:rPr>
-          <w:rFonts w:ascii="Times New Roman" w:hAnsi="Times New Roman" w:cs="Times New Roman"/>
-          <w:color w:val="000000" w:themeColor="text1"/>
-        </w:rPr>
-      </w:pPr>
-    </w:p>
-    <w:p>
-      <w:pPr>
-        <w:pStyle w:val="BodyText"/>
-        <w:ind w:left="4950"/>
-        <w:rPr>
-          <w:rFonts w:ascii="Times New Roman" w:hAnsi="Times New Roman" w:cs="Times New Roman"/>
-          <w:color w:val="000000" w:themeColor="text1"/>
-        </w:rPr>
-      </w:pPr>
-    </w:p>
-    <w:p>
-      <w:pPr>
-        <w:pStyle w:val="BodyText"/>
-        <w:ind w:left="4950"/>
-        <w:rPr>
-          <w:rFonts w:ascii="Times New Roman" w:hAnsi="Times New Roman" w:cs="Times New Roman"/>
-          <w:color w:val="000000" w:themeColor="text1"/>
-        </w:rPr>
-      </w:pPr>
-    </w:p>
-    <w:p>
-      <w:pPr>
-        <w:pStyle w:val="BodyText"/>
-        <w:ind w:left="4950"/>
+        <w:ind w:left="4950" w:right="851"/>
         <w:rPr>
           <w:rFonts w:ascii="Times New Roman" w:hAnsi="Times New Roman" w:cs="Times New Roman"/>
           <w:color w:val="000000" w:themeColor="text1"/>
@@ -2653,7 +2624,7 @@
       </w:rPr>
     </w:lvl>
   </w:abstractNum>
-  <w:num w:numId="1" w16cid:durableId="1450008881">
+  <w:num w:numId="1" w16cid:durableId="1376269474">
     <w:abstractNumId w:val="0"/>
   </w:num>
 </w:numbering>
